--- a/Casos de Uso/CU-14-Ampliacion_de_Casos.docx
+++ b/Casos de Uso/CU-14-Ampliacion_de_Casos.docx
@@ -1,10 +1,10 @@
 
 <file path=word/document.xml><?xml version="1.0" encoding="utf-8"?>
-<w:document xmlns:wpc="http://schemas.microsoft.com/office/word/2010/wordprocessingCanvas" xmlns:cx="http://schemas.microsoft.com/office/drawing/2014/chartex" xmlns:cx1="http://schemas.microsoft.com/office/drawing/2015/9/8/chartex" xmlns:cx2="http://schemas.microsoft.com/office/drawing/2015/10/21/chartex" xmlns:cx3="http://schemas.microsoft.com/office/drawing/2016/5/9/chartex" xmlns:cx4="http://schemas.microsoft.com/office/drawing/2016/5/10/chartex" xmlns:cx5="http://schemas.microsoft.com/office/drawing/2016/5/11/chartex" xmlns:cx6="http://schemas.microsoft.com/office/drawing/2016/5/12/chartex" xmlns:cx7="http://schemas.microsoft.com/office/drawing/2016/5/13/chartex" xmlns:cx8="http://schemas.microsoft.com/office/drawing/2016/5/14/chartex" xmlns:mc="http://schemas.openxmlformats.org/markup-compatibility/2006" xmlns:aink="http://schemas.microsoft.com/office/drawing/2016/ink" xmlns:am3d="http://schemas.microsoft.com/office/drawing/2017/model3d" xmlns:o="urn:schemas-microsoft-com:office:office" xmlns:oel="http://schemas.microsoft.com/office/2019/extlst" xmlns:r="http://schemas.openxmlformats.org/officeDocument/2006/relationships" xmlns:m="http://schemas.openxmlformats.org/officeDocument/2006/math" xmlns:v="urn:schemas-microsoft-com:vml" xmlns:wp14="http://schemas.microsoft.com/office/word/2010/wordprocessingDrawing" xmlns:wp="http://schemas.openxmlformats.org/drawingml/2006/wordprocessingDrawing" xmlns:w10="urn:schemas-microsoft-com:office:word" xmlns:w="http://schemas.openxmlformats.org/wordprocessingml/2006/main" xmlns:w14="http://schemas.microsoft.com/office/word/2010/wordml" xmlns:w15="http://schemas.microsoft.com/office/word/2012/wordml" xmlns:w16cex="http://schemas.microsoft.com/office/word/2018/wordml/cex" xmlns:w16cid="http://schemas.microsoft.com/office/word/2016/wordml/cid" xmlns:w16="http://schemas.microsoft.com/office/word/2018/wordml" xmlns:w16du="http://schemas.microsoft.com/office/word/2023/wordml/word16du" xmlns:w16sdtdh="http://schemas.microsoft.com/office/word/2020/wordml/sdtdatahash" xmlns:w16sdtfl="http://schemas.microsoft.com/office/word/2024/wordml/sdtformatlock" xmlns:w16se="http://schemas.microsoft.com/office/word/2015/wordml/symex" xmlns:wpg="http://schemas.microsoft.com/office/word/2010/wordprocessingGroup" xmlns:wpi="http://schemas.microsoft.com/office/word/2010/wordprocessingInk" xmlns:wne="http://schemas.microsoft.com/office/word/2006/wordml" xmlns:wps="http://schemas.microsoft.com/office/word/2010/wordprocessingShape" mc:Ignorable="w14 w15 w16se w16cid w16 w16cex w16sdtdh w16sdtfl w16du wp14">
+<w:document xmlns:wpc="http://schemas.microsoft.com/office/word/2010/wordprocessingCanvas" xmlns:cx="http://schemas.microsoft.com/office/drawing/2014/chartex" xmlns:cx1="http://schemas.microsoft.com/office/drawing/2015/9/8/chartex" xmlns:cx2="http://schemas.microsoft.com/office/drawing/2015/10/21/chartex" xmlns:cx3="http://schemas.microsoft.com/office/drawing/2016/5/9/chartex" xmlns:cx4="http://schemas.microsoft.com/office/drawing/2016/5/10/chartex" xmlns:cx5="http://schemas.microsoft.com/office/drawing/2016/5/11/chartex" xmlns:cx6="http://schemas.microsoft.com/office/drawing/2016/5/12/chartex" xmlns:cx7="http://schemas.microsoft.com/office/drawing/2016/5/13/chartex" xmlns:cx8="http://schemas.microsoft.com/office/drawing/2016/5/14/chartex" xmlns:mc="http://schemas.openxmlformats.org/markup-compatibility/2006" xmlns:aink="http://schemas.microsoft.com/office/drawing/2016/ink" xmlns:am3d="http://schemas.microsoft.com/office/drawing/2017/model3d" xmlns:o="urn:schemas-microsoft-com:office:office" xmlns:r="http://schemas.openxmlformats.org/officeDocument/2006/relationships" xmlns:m="http://schemas.openxmlformats.org/officeDocument/2006/math" xmlns:v="urn:schemas-microsoft-com:vml" xmlns:wp14="http://schemas.microsoft.com/office/word/2010/wordprocessingDrawing" xmlns:wp="http://schemas.openxmlformats.org/drawingml/2006/wordprocessingDrawing" xmlns:w10="urn:schemas-microsoft-com:office:word" xmlns:w="http://schemas.openxmlformats.org/wordprocessingml/2006/main" xmlns:w14="http://schemas.microsoft.com/office/word/2010/wordml" xmlns:w15="http://schemas.microsoft.com/office/word/2012/wordml" xmlns:w16cex="http://schemas.microsoft.com/office/word/2018/wordml/cex" xmlns:w16cid="http://schemas.microsoft.com/office/word/2016/wordml/cid" xmlns:w16="http://schemas.microsoft.com/office/word/2018/wordml" xmlns:w16sdtdh="http://schemas.microsoft.com/office/word/2020/wordml/sdtdatahash" xmlns:w16se="http://schemas.microsoft.com/office/word/2015/wordml/symex" xmlns:wpg="http://schemas.microsoft.com/office/word/2010/wordprocessingGroup" xmlns:wpi="http://schemas.microsoft.com/office/word/2010/wordprocessingInk" xmlns:wne="http://schemas.microsoft.com/office/word/2006/wordml" xmlns:wps="http://schemas.microsoft.com/office/word/2010/wordprocessingShape" mc:Ignorable="w14 w15 w16se w16cid w16 w16cex w16sdtdh wp14">
   <w:body>
     <w:p>
       <w:pPr>
-        <w:pStyle w:val="Ttulo"/>
+        <w:pStyle w:val="Title"/>
         <w:spacing w:before="0" w:after="0"/>
         <w:rPr>
           <w:lang w:val="es-ES"/>
@@ -19,7 +19,7 @@
     </w:p>
     <w:p>
       <w:pPr>
-        <w:pStyle w:val="Ttulo"/>
+        <w:pStyle w:val="Title"/>
         <w:spacing w:before="0" w:after="0"/>
         <w:rPr>
           <w:lang w:val="es-ES"/>
@@ -47,7 +47,7 @@
           <w:szCs w:val="36"/>
           <w:lang w:val="es-ES"/>
         </w:rPr>
-        <w:t xml:space="preserve">CU-18-Ampliación de casos</w:t>
+        <w:t>CU-18-Ampliación de casos</w:t>
       </w:r>
     </w:p>
     <w:p>
@@ -354,7 +354,7 @@
                 <w:noProof/>
                 <w:lang w:val="es-GT"/>
               </w:rPr>
-              <w:t xml:space="preserve">grupo 1 Análisis de Sistemas 2</w:t>
+              <w:t>grupo 1 Análisis de Sistemas 2</w:t>
             </w:r>
           </w:p>
         </w:tc>
@@ -379,7 +379,7 @@
                 <w:noProof/>
                 <w:lang w:val="es-GT"/>
               </w:rPr>
-              <w:t xml:space="preserve">06/10/2026</w:t>
+              <w:t>06/10/2026</w:t>
             </w:r>
           </w:p>
         </w:tc>
@@ -404,7 +404,7 @@
                 <w:noProof/>
                 <w:lang w:val="es-GT"/>
               </w:rPr>
-              <w:t xml:space="preserve">Creación del documento</w:t>
+              <w:t>Creación del documento</w:t>
             </w:r>
           </w:p>
         </w:tc>
@@ -430,7 +430,7 @@
                 <w:noProof/>
                 <w:lang w:val="es-GT"/>
               </w:rPr>
-              <w:t xml:space="preserve">1.0</w:t>
+              <w:t>1.0</w:t>
             </w:r>
           </w:p>
         </w:tc>
@@ -857,7 +857,7 @@
     </w:p>
     <w:p>
       <w:pPr>
-        <w:pStyle w:val="Ttulo1"/>
+        <w:pStyle w:val="Heading1"/>
         <w:numPr>
           <w:ilvl w:val="0"/>
           <w:numId w:val="17"/>
@@ -887,7 +887,7 @@
     </w:p>
     <w:p>
       <w:pPr>
-        <w:pStyle w:val="Ttulo2"/>
+        <w:pStyle w:val="Heading2"/>
         <w:numPr>
           <w:ilvl w:val="1"/>
           <w:numId w:val="17"/>
@@ -921,12 +921,12 @@
           <w:szCs w:val="20"/>
           <w:lang w:val="es-ES_tradnl"/>
         </w:rPr>
-        <w:t xml:space="preserve">Permitir que el ciudadano complete la información que le solicitó el Auxiliar sobre un caso que requiere ampliación, y lo reenvíe para que sea revisado nuevamente.</w:t>
-      </w:r>
-    </w:p>
-    <w:p>
-      <w:pPr>
-        <w:pStyle w:val="Ttulo1"/>
+        <w:t>Permitir que el ciudadano complete la información que le solicitó el Auxiliar sobre un caso que requiere ampliación, y lo reenvíe para que sea revisado nuevamente.</w:t>
+      </w:r>
+    </w:p>
+    <w:p>
+      <w:pPr>
+        <w:pStyle w:val="Heading1"/>
         <w:numPr>
           <w:ilvl w:val="0"/>
           <w:numId w:val="17"/>
@@ -956,7 +956,7 @@
     </w:p>
     <w:p>
       <w:pPr>
-        <w:pStyle w:val="Ttulo2"/>
+        <w:pStyle w:val="Heading2"/>
         <w:numPr>
           <w:ilvl w:val="1"/>
           <w:numId w:val="17"/>
@@ -994,7 +994,7 @@
           <w:szCs w:val="20"/>
           <w:lang w:val="es-ES_tradnl"/>
         </w:rPr>
-        <w:t xml:space="preserve">Sistema web</w:t>
+        <w:t>Sistema web</w:t>
       </w:r>
     </w:p>
     <w:p>
@@ -1015,12 +1015,12 @@
           <w:szCs w:val="20"/>
           <w:lang w:val="es-ES_tradnl"/>
         </w:rPr>
-        <w:t xml:space="preserve">Usuario ciudadano</w:t>
-      </w:r>
-    </w:p>
-    <w:p>
-      <w:pPr>
-        <w:pStyle w:val="Ttulo2"/>
+        <w:t>Usuario ciudadano</w:t>
+      </w:r>
+    </w:p>
+    <w:p>
+      <w:pPr>
+        <w:pStyle w:val="Heading2"/>
         <w:numPr>
           <w:ilvl w:val="1"/>
           <w:numId w:val="17"/>
@@ -1058,7 +1058,7 @@
           <w:szCs w:val="20"/>
           <w:lang w:val="es-ES_tradnl"/>
         </w:rPr>
-        <w:t xml:space="preserve">Que el sistema web se encuentre disponible.</w:t>
+        <w:t>Que el sistema web se encuentre disponible.</w:t>
       </w:r>
     </w:p>
     <w:p>
@@ -1079,12 +1079,12 @@
           <w:szCs w:val="20"/>
           <w:lang w:val="es-ES_tradnl"/>
         </w:rPr>
-        <w:t xml:space="preserve">Que el ciudadano tenga al menos un caso en estado Requiere Ampliación.</w:t>
-      </w:r>
-    </w:p>
-    <w:p>
-      <w:pPr>
-        <w:pStyle w:val="Ttulo2"/>
+        <w:t>Que el ciudadano tenga al menos un caso en estado Requiere Ampliación.</w:t>
+      </w:r>
+    </w:p>
+    <w:p>
+      <w:pPr>
+        <w:pStyle w:val="Heading2"/>
         <w:numPr>
           <w:ilvl w:val="1"/>
           <w:numId w:val="17"/>
@@ -1140,7 +1140,7 @@
           <w:szCs w:val="20"/>
           <w:lang w:val="es-ES_tradnl"/>
         </w:rPr>
-        <w:t xml:space="preserve">Ver CU01</w:t>
+        <w:t>Ver CU01</w:t>
       </w:r>
     </w:p>
     <w:p>
@@ -1161,7 +1161,7 @@
           <w:szCs w:val="20"/>
           <w:lang w:val="es-ES_tradnl"/>
         </w:rPr>
-        <w:t xml:space="preserve">El sistema muestra la bandeja principal con los siguientes menús.</w:t>
+        <w:t>El sistema muestra la bandeja principal con los siguientes menús.</w:t>
       </w:r>
     </w:p>
     <w:p>
@@ -1192,7 +1192,7 @@
           <w:szCs w:val="20"/>
           <w:lang w:val="es-ES_tradnl"/>
         </w:rPr>
-        <w:t xml:space="preserve">Ver CU02</w:t>
+        <w:t>Ver CU02</w:t>
       </w:r>
     </w:p>
     <w:p>
@@ -1223,7 +1223,7 @@
           <w:szCs w:val="20"/>
           <w:lang w:val="es-ES_tradnl"/>
         </w:rPr>
-        <w:t xml:space="preserve">Ver CU03</w:t>
+        <w:t>Ver CU03</w:t>
       </w:r>
     </w:p>
     <w:p>
@@ -1244,7 +1244,7 @@
           <w:szCs w:val="20"/>
           <w:lang w:val="es-ES_tradnl"/>
         </w:rPr>
-        <w:t xml:space="preserve">Ampliar Caso</w:t>
+        <w:t>Ampliar Caso</w:t>
       </w:r>
     </w:p>
     <w:p>
@@ -1275,7 +1275,7 @@
           <w:szCs w:val="20"/>
           <w:lang w:val="es-ES_tradnl"/>
         </w:rPr>
-        <w:t xml:space="preserve">FA01</w:t>
+        <w:t>FA01</w:t>
       </w:r>
     </w:p>
     <w:p>
@@ -1296,7 +1296,7 @@
           <w:szCs w:val="20"/>
           <w:lang w:val="es-ES_tradnl"/>
         </w:rPr>
-        <w:t xml:space="preserve">El usuario selecciona el menú “Ampliar Caso”.</w:t>
+        <w:t>El usuario selecciona el menú “Ampliar Caso”.</w:t>
       </w:r>
     </w:p>
     <w:p>
@@ -1317,6 +1317,27 @@
           <w:szCs w:val="20"/>
           <w:lang w:val="es-ES_tradnl"/>
         </w:rPr>
+        <w:t>El sistema muestra el título “Casos que requieren ampliación”</w:t>
+      </w:r>
+    </w:p>
+    <w:p>
+      <w:pPr>
+        <w:numPr>
+          <w:ilvl w:val="0"/>
+          <w:numId w:val="19"/>
+        </w:numPr>
+        <w:rPr>
+          <w:sz w:val="20"/>
+          <w:szCs w:val="20"/>
+          <w:lang w:val="es-ES_tradnl"/>
+        </w:rPr>
+      </w:pPr>
+      <w:r>
+        <w:rPr>
+          <w:sz w:val="20"/>
+          <w:szCs w:val="20"/>
+          <w:lang w:val="es-ES_tradnl"/>
+        </w:rPr>
         <w:t xml:space="preserve">El sistema muestra el listado de sus casos que requieren ampliación. </w:t>
       </w:r>
       <w:r>
@@ -1327,7 +1348,140 @@
           <w:szCs w:val="20"/>
           <w:lang w:val="es-ES_tradnl"/>
         </w:rPr>
-        <w:t xml:space="preserve">RN31, FA02</w:t>
+        <w:t>FA0</w:t>
+      </w:r>
+      <w:r>
+        <w:rPr>
+          <w:b/>
+          <w:bCs/>
+          <w:sz w:val="20"/>
+          <w:szCs w:val="20"/>
+          <w:lang w:val="es-ES_tradnl"/>
+        </w:rPr>
+        <w:t>2</w:t>
+      </w:r>
+    </w:p>
+    <w:p>
+      <w:pPr>
+        <w:ind w:left="720"/>
+        <w:rPr>
+          <w:sz w:val="20"/>
+          <w:szCs w:val="20"/>
+          <w:lang w:val="es-ES_tradnl"/>
+        </w:rPr>
+      </w:pPr>
+      <w:r>
+        <w:rPr>
+          <w:sz w:val="20"/>
+          <w:szCs w:val="20"/>
+          <w:lang w:val="es-ES_tradnl"/>
+        </w:rPr>
+        <w:t>El sistema muestra los siguientes campos de los casos:</w:t>
+      </w:r>
+    </w:p>
+    <w:p>
+      <w:pPr>
+        <w:numPr>
+          <w:ilvl w:val="0"/>
+          <w:numId w:val="27"/>
+        </w:numPr>
+        <w:rPr>
+          <w:sz w:val="20"/>
+          <w:szCs w:val="20"/>
+          <w:lang w:val="es-ES_tradnl"/>
+        </w:rPr>
+      </w:pPr>
+      <w:r>
+        <w:rPr>
+          <w:sz w:val="20"/>
+          <w:szCs w:val="20"/>
+          <w:lang w:val="es-ES_tradnl"/>
+        </w:rPr>
+        <w:t>Código de seguimiento</w:t>
+      </w:r>
+    </w:p>
+    <w:p>
+      <w:pPr>
+        <w:numPr>
+          <w:ilvl w:val="0"/>
+          <w:numId w:val="27"/>
+        </w:numPr>
+        <w:rPr>
+          <w:sz w:val="20"/>
+          <w:szCs w:val="20"/>
+          <w:lang w:val="es-ES_tradnl"/>
+        </w:rPr>
+      </w:pPr>
+      <w:r>
+        <w:rPr>
+          <w:sz w:val="20"/>
+          <w:szCs w:val="20"/>
+          <w:lang w:val="es-ES_tradnl"/>
+        </w:rPr>
+        <w:t>Fecha de ingreso</w:t>
+      </w:r>
+    </w:p>
+    <w:p>
+      <w:pPr>
+        <w:numPr>
+          <w:ilvl w:val="0"/>
+          <w:numId w:val="27"/>
+        </w:numPr>
+        <w:rPr>
+          <w:sz w:val="20"/>
+          <w:szCs w:val="20"/>
+          <w:lang w:val="es-ES_tradnl"/>
+        </w:rPr>
+      </w:pPr>
+      <w:r>
+        <w:rPr>
+          <w:sz w:val="20"/>
+          <w:szCs w:val="20"/>
+          <w:lang w:val="es-ES_tradnl"/>
+        </w:rPr>
+        <w:t>Tipo de caso</w:t>
+      </w:r>
+    </w:p>
+    <w:p>
+      <w:pPr>
+        <w:numPr>
+          <w:ilvl w:val="0"/>
+          <w:numId w:val="27"/>
+        </w:numPr>
+        <w:rPr>
+          <w:sz w:val="20"/>
+          <w:szCs w:val="20"/>
+          <w:lang w:val="es-ES_tradnl"/>
+        </w:rPr>
+      </w:pPr>
+      <w:r>
+        <w:rPr>
+          <w:sz w:val="20"/>
+          <w:szCs w:val="20"/>
+          <w:lang w:val="es-ES_tradnl"/>
+        </w:rPr>
+        <w:t>Categoría</w:t>
+      </w:r>
+    </w:p>
+    <w:p>
+      <w:pPr>
+        <w:numPr>
+          <w:ilvl w:val="0"/>
+          <w:numId w:val="27"/>
+        </w:numPr>
+        <w:rPr>
+          <w:sz w:val="20"/>
+          <w:szCs w:val="20"/>
+          <w:lang w:val="es-ES_tradnl"/>
+        </w:rPr>
+      </w:pPr>
+      <w:r>
+        <w:rPr>
+          <w:sz w:val="20"/>
+          <w:szCs w:val="20"/>
+          <w:lang w:val="es-ES_tradnl"/>
+        </w:rPr>
+        <w:t>Acción</w:t>
       </w:r>
     </w:p>
     <w:p>
@@ -1348,7 +1502,27 @@
           <w:szCs w:val="20"/>
           <w:lang w:val="es-ES_tradnl"/>
         </w:rPr>
-        <w:t xml:space="preserve">El usuario selecciona el caso con el botón “Ver detalle”.</w:t>
+        <w:t xml:space="preserve">El sistema muestra el botón “Regresar”. </w:t>
+      </w:r>
+      <w:r>
+        <w:rPr>
+          <w:b/>
+          <w:bCs/>
+          <w:sz w:val="20"/>
+          <w:szCs w:val="20"/>
+          <w:lang w:val="es-ES_tradnl"/>
+        </w:rPr>
+        <w:t>FA0</w:t>
+      </w:r>
+      <w:r>
+        <w:rPr>
+          <w:b/>
+          <w:bCs/>
+          <w:sz w:val="20"/>
+          <w:szCs w:val="20"/>
+          <w:lang w:val="es-ES_tradnl"/>
+        </w:rPr>
+        <w:t>6</w:t>
       </w:r>
     </w:p>
     <w:p>
@@ -1369,6 +1543,27 @@
           <w:szCs w:val="20"/>
           <w:lang w:val="es-ES_tradnl"/>
         </w:rPr>
+        <w:t>El usuario selecciona el caso con el botón “Ver detalle”.</w:t>
+      </w:r>
+    </w:p>
+    <w:p>
+      <w:pPr>
+        <w:numPr>
+          <w:ilvl w:val="0"/>
+          <w:numId w:val="19"/>
+        </w:numPr>
+        <w:rPr>
+          <w:sz w:val="20"/>
+          <w:szCs w:val="20"/>
+          <w:lang w:val="es-ES_tradnl"/>
+        </w:rPr>
+      </w:pPr>
+      <w:r>
+        <w:rPr>
+          <w:sz w:val="20"/>
+          <w:szCs w:val="20"/>
+          <w:lang w:val="es-ES_tradnl"/>
+        </w:rPr>
         <w:t xml:space="preserve">El sistema muestra el formulario ampliación de caso con las instrucciones registradas por el Auxiliar. </w:t>
       </w:r>
       <w:r>
@@ -1379,7 +1574,7 @@
           <w:szCs w:val="20"/>
           <w:lang w:val="es-ES_tradnl"/>
         </w:rPr>
-        <w:t xml:space="preserve">RN31, Ver CU04</w:t>
+        <w:t>RN31, Ver CU04</w:t>
       </w:r>
     </w:p>
     <w:p>
@@ -1400,7 +1595,7 @@
           <w:szCs w:val="20"/>
           <w:lang w:val="es-ES_tradnl"/>
         </w:rPr>
-        <w:t xml:space="preserve">El sistema muestra los siguientes botones.</w:t>
+        <w:t>El sistema muestra los siguientes botones.</w:t>
       </w:r>
     </w:p>
     <w:p>
@@ -1421,7 +1616,7 @@
           <w:szCs w:val="20"/>
           <w:lang w:val="es-ES_tradnl"/>
         </w:rPr>
-        <w:t xml:space="preserve">Reenviar Caso</w:t>
+        <w:t>Reenviar Caso</w:t>
       </w:r>
     </w:p>
     <w:p>
@@ -1452,7 +1647,7 @@
           <w:szCs w:val="20"/>
           <w:lang w:val="es-ES_tradnl"/>
         </w:rPr>
-        <w:t xml:space="preserve">FA03</w:t>
+        <w:t>FA03</w:t>
       </w:r>
     </w:p>
     <w:p>
@@ -1473,7 +1668,27 @@
           <w:szCs w:val="20"/>
           <w:lang w:val="es-ES_tradnl"/>
         </w:rPr>
-        <w:t xml:space="preserve">El usuario llena el formulario ampliación de caso.</w:t>
+        <w:t>El usuario llena el formulario ampliación de caso.</w:t>
+      </w:r>
+      <w:r>
+        <w:rPr>
+          <w:b/>
+          <w:bCs/>
+          <w:sz w:val="20"/>
+          <w:szCs w:val="20"/>
+          <w:lang w:val="es-ES_tradnl"/>
+        </w:rPr>
+        <w:t xml:space="preserve"> </w:t>
+      </w:r>
+      <w:r>
+        <w:rPr>
+          <w:b/>
+          <w:bCs/>
+          <w:sz w:val="20"/>
+          <w:szCs w:val="20"/>
+          <w:lang w:val="es-ES_tradnl"/>
+        </w:rPr>
+        <w:t>RN31</w:t>
       </w:r>
     </w:p>
     <w:p>
@@ -1504,7 +1719,7 @@
           <w:szCs w:val="20"/>
           <w:lang w:val="es-ES_tradnl"/>
         </w:rPr>
-        <w:t xml:space="preserve">FA04, FA05</w:t>
+        <w:t>FA04, FA05</w:t>
       </w:r>
     </w:p>
     <w:p>
@@ -1535,7 +1750,7 @@
           <w:szCs w:val="20"/>
           <w:lang w:val="es-ES_tradnl"/>
         </w:rPr>
-        <w:t xml:space="preserve">RN31</w:t>
+        <w:t>RN31</w:t>
       </w:r>
     </w:p>
     <w:p>
@@ -1566,7 +1781,7 @@
           <w:szCs w:val="20"/>
           <w:lang w:val="es-ES_tradnl"/>
         </w:rPr>
-        <w:t xml:space="preserve">RN04</w:t>
+        <w:t>RN04</w:t>
       </w:r>
     </w:p>
     <w:p>
@@ -1587,7 +1802,28 @@
           <w:szCs w:val="20"/>
           <w:lang w:val="es-ES_tradnl"/>
         </w:rPr>
-        <w:t xml:space="preserve">El sistema registra los cambios en bitácora. </w:t>
+        <w:t>El sistema registra los cambios en bitácora.</w:t>
+      </w:r>
+    </w:p>
+    <w:p>
+      <w:pPr>
+        <w:numPr>
+          <w:ilvl w:val="0"/>
+          <w:numId w:val="19"/>
+        </w:numPr>
+        <w:rPr>
+          <w:sz w:val="20"/>
+          <w:szCs w:val="20"/>
+          <w:lang w:val="es-ES_tradnl"/>
+        </w:rPr>
+      </w:pPr>
+      <w:r>
+        <w:rPr>
+          <w:sz w:val="20"/>
+          <w:szCs w:val="20"/>
+          <w:lang w:val="es-ES_tradnl"/>
+        </w:rPr>
+        <w:t xml:space="preserve">El sistema muestra el mensaje de éxito. </w:t>
       </w:r>
       <w:r>
         <w:rPr>
@@ -1597,7 +1833,7 @@
           <w:szCs w:val="20"/>
           <w:lang w:val="es-ES_tradnl"/>
         </w:rPr>
-        <w:t xml:space="preserve">Ver CU15</w:t>
+        <w:t>AN01 # 12</w:t>
       </w:r>
     </w:p>
     <w:p>
@@ -1618,9 +1854,33 @@
           <w:szCs w:val="20"/>
           <w:lang w:val="es-ES_tradnl"/>
         </w:rPr>
-        <w:t xml:space="preserve">El sistema muestra el mensaje de éxito. </w:t>
-      </w:r>
-      <w:r>
+        <w:t>Fin del caso de uso.</w:t>
+      </w:r>
+    </w:p>
+    <w:p>
+      <w:pPr>
+        <w:pStyle w:val="Heading2"/>
+        <w:numPr>
+          <w:ilvl w:val="1"/>
+          <w:numId w:val="17"/>
+        </w:numPr>
+        <w:rPr>
+          <w:sz w:val="24"/>
+          <w:szCs w:val="24"/>
+          <w:lang w:val="es-ES_tradnl"/>
+        </w:rPr>
+      </w:pPr>
+      <w:r>
+        <w:rPr>
+          <w:sz w:val="24"/>
+          <w:szCs w:val="24"/>
+          <w:lang w:val="es-ES_tradnl"/>
+        </w:rPr>
+        <w:t>Flujos Alternos</w:t>
+      </w:r>
+    </w:p>
+    <w:p>
+      <w:pPr>
         <w:rPr>
           <w:b/>
           <w:bCs/>
@@ -1628,33 +1888,774 @@
           <w:szCs w:val="20"/>
           <w:lang w:val="es-ES_tradnl"/>
         </w:rPr>
-        <w:t xml:space="preserve">AN01 # 12</w:t>
+      </w:pPr>
+      <w:r>
+        <w:rPr>
+          <w:b/>
+          <w:bCs/>
+          <w:sz w:val="20"/>
+          <w:szCs w:val="20"/>
+          <w:lang w:val="es-ES_tradnl"/>
+        </w:rPr>
+        <w:t>FA01 Cerrar sesión</w:t>
       </w:r>
     </w:p>
     <w:p>
       <w:pPr>
         <w:numPr>
           <w:ilvl w:val="0"/>
-          <w:numId w:val="19"/>
-        </w:numPr>
-        <w:rPr>
-          <w:sz w:val="20"/>
-          <w:szCs w:val="20"/>
-          <w:lang w:val="es-ES_tradnl"/>
-        </w:rPr>
-      </w:pPr>
-      <w:r>
-        <w:rPr>
-          <w:sz w:val="20"/>
-          <w:szCs w:val="20"/>
-          <w:lang w:val="es-ES_tradnl"/>
-        </w:rPr>
-        <w:t xml:space="preserve">Fin del caso de uso.</w:t>
-      </w:r>
-    </w:p>
-    <w:p>
-      <w:pPr>
-        <w:pStyle w:val="Ttulo2"/>
+          <w:numId w:val="20"/>
+        </w:numPr>
+        <w:rPr>
+          <w:sz w:val="20"/>
+          <w:szCs w:val="20"/>
+          <w:lang w:val="es-ES_tradnl"/>
+        </w:rPr>
+      </w:pPr>
+      <w:r>
+        <w:rPr>
+          <w:sz w:val="20"/>
+          <w:szCs w:val="20"/>
+          <w:lang w:val="es-ES_tradnl"/>
+        </w:rPr>
+        <w:t>El usuario selecciona el botón “Cerrar Sesión”</w:t>
+      </w:r>
+    </w:p>
+    <w:p>
+      <w:pPr>
+        <w:numPr>
+          <w:ilvl w:val="0"/>
+          <w:numId w:val="20"/>
+        </w:numPr>
+        <w:rPr>
+          <w:sz w:val="20"/>
+          <w:szCs w:val="20"/>
+          <w:lang w:val="es-ES_tradnl"/>
+        </w:rPr>
+      </w:pPr>
+      <w:r>
+        <w:rPr>
+          <w:sz w:val="20"/>
+          <w:szCs w:val="20"/>
+          <w:lang w:val="es-ES_tradnl"/>
+        </w:rPr>
+        <w:t xml:space="preserve">El sistema registra el cierre de sesión en bitácora. </w:t>
+      </w:r>
+      <w:r>
+        <w:rPr>
+          <w:b/>
+          <w:bCs/>
+          <w:sz w:val="20"/>
+          <w:szCs w:val="20"/>
+          <w:lang w:val="es-ES_tradnl"/>
+        </w:rPr>
+        <w:t>Ver CU15</w:t>
+      </w:r>
+    </w:p>
+    <w:p>
+      <w:pPr>
+        <w:numPr>
+          <w:ilvl w:val="0"/>
+          <w:numId w:val="20"/>
+        </w:numPr>
+        <w:rPr>
+          <w:sz w:val="20"/>
+          <w:szCs w:val="20"/>
+          <w:lang w:val="es-ES_tradnl"/>
+        </w:rPr>
+      </w:pPr>
+      <w:r>
+        <w:rPr>
+          <w:sz w:val="20"/>
+          <w:szCs w:val="20"/>
+          <w:lang w:val="es-ES_tradnl"/>
+        </w:rPr>
+        <w:t>El sistema retorna al portal web.</w:t>
+      </w:r>
+    </w:p>
+    <w:p>
+      <w:pPr>
+        <w:numPr>
+          <w:ilvl w:val="0"/>
+          <w:numId w:val="20"/>
+        </w:numPr>
+        <w:rPr>
+          <w:sz w:val="20"/>
+          <w:szCs w:val="20"/>
+          <w:lang w:val="es-ES_tradnl"/>
+        </w:rPr>
+      </w:pPr>
+      <w:r>
+        <w:rPr>
+          <w:sz w:val="20"/>
+          <w:szCs w:val="20"/>
+          <w:lang w:val="es-ES_tradnl"/>
+        </w:rPr>
+        <w:t>Fin de flujo alterno.</w:t>
+      </w:r>
+    </w:p>
+    <w:p>
+      <w:pPr>
+        <w:rPr>
+          <w:sz w:val="20"/>
+          <w:szCs w:val="20"/>
+          <w:lang w:val="es-ES_tradnl"/>
+        </w:rPr>
+      </w:pPr>
+    </w:p>
+    <w:p>
+      <w:pPr>
+        <w:rPr>
+          <w:b/>
+          <w:bCs/>
+          <w:sz w:val="20"/>
+          <w:szCs w:val="20"/>
+          <w:lang w:val="es-ES_tradnl"/>
+        </w:rPr>
+      </w:pPr>
+      <w:r>
+        <w:rPr>
+          <w:b/>
+          <w:bCs/>
+          <w:sz w:val="20"/>
+          <w:szCs w:val="20"/>
+          <w:lang w:val="es-ES_tradnl"/>
+        </w:rPr>
+        <w:lastRenderedPageBreak/>
+        <w:t>FA02 No existen casos que requieran ampliación</w:t>
+      </w:r>
+    </w:p>
+    <w:p>
+      <w:pPr>
+        <w:numPr>
+          <w:ilvl w:val="0"/>
+          <w:numId w:val="21"/>
+        </w:numPr>
+        <w:rPr>
+          <w:sz w:val="20"/>
+          <w:szCs w:val="20"/>
+          <w:lang w:val="es-ES_tradnl"/>
+        </w:rPr>
+      </w:pPr>
+      <w:r>
+        <w:rPr>
+          <w:sz w:val="20"/>
+          <w:szCs w:val="20"/>
+          <w:lang w:val="es-ES_tradnl"/>
+        </w:rPr>
+        <w:t xml:space="preserve">El sistema muestra el mensaje de error. </w:t>
+      </w:r>
+      <w:r>
+        <w:rPr>
+          <w:b/>
+          <w:bCs/>
+          <w:sz w:val="20"/>
+          <w:szCs w:val="20"/>
+          <w:lang w:val="es-ES_tradnl"/>
+        </w:rPr>
+        <w:t>AN02 # 35</w:t>
+      </w:r>
+    </w:p>
+    <w:p>
+      <w:pPr>
+        <w:numPr>
+          <w:ilvl w:val="0"/>
+          <w:numId w:val="21"/>
+        </w:numPr>
+        <w:rPr>
+          <w:sz w:val="20"/>
+          <w:szCs w:val="20"/>
+          <w:lang w:val="es-ES_tradnl"/>
+        </w:rPr>
+      </w:pPr>
+      <w:r>
+        <w:rPr>
+          <w:sz w:val="20"/>
+          <w:szCs w:val="20"/>
+          <w:lang w:val="es-ES_tradnl"/>
+        </w:rPr>
+        <w:t>El sistema retorna al paso 2 del flujo básico.</w:t>
+      </w:r>
+    </w:p>
+    <w:p>
+      <w:pPr>
+        <w:numPr>
+          <w:ilvl w:val="0"/>
+          <w:numId w:val="21"/>
+        </w:numPr>
+        <w:rPr>
+          <w:sz w:val="20"/>
+          <w:szCs w:val="20"/>
+          <w:lang w:val="es-ES_tradnl"/>
+        </w:rPr>
+      </w:pPr>
+      <w:r>
+        <w:rPr>
+          <w:sz w:val="20"/>
+          <w:szCs w:val="20"/>
+          <w:lang w:val="es-ES_tradnl"/>
+        </w:rPr>
+        <w:t>Fin de flujo alterno.</w:t>
+      </w:r>
+    </w:p>
+    <w:p>
+      <w:pPr>
+        <w:rPr>
+          <w:sz w:val="20"/>
+          <w:szCs w:val="20"/>
+          <w:lang w:val="es-ES_tradnl"/>
+        </w:rPr>
+      </w:pPr>
+    </w:p>
+    <w:p>
+      <w:pPr>
+        <w:rPr>
+          <w:b/>
+          <w:bCs/>
+          <w:sz w:val="20"/>
+          <w:szCs w:val="20"/>
+          <w:lang w:val="es-ES_tradnl"/>
+        </w:rPr>
+      </w:pPr>
+      <w:r>
+        <w:rPr>
+          <w:b/>
+          <w:bCs/>
+          <w:sz w:val="20"/>
+          <w:szCs w:val="20"/>
+          <w:lang w:val="es-ES_tradnl"/>
+        </w:rPr>
+        <w:t>FA03 Regresar</w:t>
+      </w:r>
+    </w:p>
+    <w:p>
+      <w:pPr>
+        <w:numPr>
+          <w:ilvl w:val="0"/>
+          <w:numId w:val="22"/>
+        </w:numPr>
+        <w:rPr>
+          <w:sz w:val="20"/>
+          <w:szCs w:val="20"/>
+          <w:lang w:val="es-ES_tradnl"/>
+        </w:rPr>
+      </w:pPr>
+      <w:r>
+        <w:rPr>
+          <w:sz w:val="20"/>
+          <w:szCs w:val="20"/>
+          <w:lang w:val="es-ES_tradnl"/>
+        </w:rPr>
+        <w:t>El usuario selecciona el botón “Regresar”</w:t>
+      </w:r>
+    </w:p>
+    <w:p>
+      <w:pPr>
+        <w:numPr>
+          <w:ilvl w:val="0"/>
+          <w:numId w:val="22"/>
+        </w:numPr>
+        <w:rPr>
+          <w:sz w:val="20"/>
+          <w:szCs w:val="20"/>
+          <w:lang w:val="es-ES_tradnl"/>
+        </w:rPr>
+      </w:pPr>
+      <w:r>
+        <w:rPr>
+          <w:sz w:val="20"/>
+          <w:szCs w:val="20"/>
+          <w:lang w:val="es-ES_tradnl"/>
+        </w:rPr>
+        <w:t>El sistema cierra el formulario ampliación de caso.</w:t>
+      </w:r>
+    </w:p>
+    <w:p>
+      <w:pPr>
+        <w:numPr>
+          <w:ilvl w:val="0"/>
+          <w:numId w:val="22"/>
+        </w:numPr>
+        <w:rPr>
+          <w:sz w:val="20"/>
+          <w:szCs w:val="20"/>
+          <w:lang w:val="es-ES_tradnl"/>
+        </w:rPr>
+      </w:pPr>
+      <w:r>
+        <w:rPr>
+          <w:sz w:val="20"/>
+          <w:szCs w:val="20"/>
+          <w:lang w:val="es-ES_tradnl"/>
+        </w:rPr>
+        <w:t xml:space="preserve">El sistema retorna al paso </w:t>
+      </w:r>
+      <w:r>
+        <w:rPr>
+          <w:sz w:val="20"/>
+          <w:szCs w:val="20"/>
+          <w:lang w:val="es-ES_tradnl"/>
+        </w:rPr>
+        <w:t>5</w:t>
+      </w:r>
+      <w:r>
+        <w:rPr>
+          <w:sz w:val="20"/>
+          <w:szCs w:val="20"/>
+          <w:lang w:val="es-ES_tradnl"/>
+        </w:rPr>
+        <w:t xml:space="preserve"> del flujo básico.</w:t>
+      </w:r>
+    </w:p>
+    <w:p>
+      <w:pPr>
+        <w:numPr>
+          <w:ilvl w:val="0"/>
+          <w:numId w:val="22"/>
+        </w:numPr>
+        <w:rPr>
+          <w:sz w:val="20"/>
+          <w:szCs w:val="20"/>
+          <w:lang w:val="es-ES_tradnl"/>
+        </w:rPr>
+      </w:pPr>
+      <w:r>
+        <w:rPr>
+          <w:sz w:val="20"/>
+          <w:szCs w:val="20"/>
+          <w:lang w:val="es-ES_tradnl"/>
+        </w:rPr>
+        <w:t>Fin de flujo alterno.</w:t>
+      </w:r>
+    </w:p>
+    <w:p>
+      <w:pPr>
+        <w:rPr>
+          <w:sz w:val="20"/>
+          <w:szCs w:val="20"/>
+          <w:lang w:val="es-ES_tradnl"/>
+        </w:rPr>
+      </w:pPr>
+    </w:p>
+    <w:p>
+      <w:pPr>
+        <w:rPr>
+          <w:b/>
+          <w:bCs/>
+          <w:sz w:val="20"/>
+          <w:szCs w:val="20"/>
+          <w:lang w:val="es-ES_tradnl"/>
+        </w:rPr>
+      </w:pPr>
+      <w:r>
+        <w:rPr>
+          <w:b/>
+          <w:bCs/>
+          <w:sz w:val="20"/>
+          <w:szCs w:val="20"/>
+          <w:lang w:val="es-ES_tradnl"/>
+        </w:rPr>
+        <w:t>FA04 Información obligatoria no completada</w:t>
+      </w:r>
+    </w:p>
+    <w:p>
+      <w:pPr>
+        <w:numPr>
+          <w:ilvl w:val="0"/>
+          <w:numId w:val="25"/>
+        </w:numPr>
+        <w:rPr>
+          <w:sz w:val="20"/>
+          <w:szCs w:val="20"/>
+          <w:lang w:val="es-ES_tradnl"/>
+        </w:rPr>
+      </w:pPr>
+      <w:r>
+        <w:rPr>
+          <w:sz w:val="20"/>
+          <w:szCs w:val="20"/>
+          <w:lang w:val="es-ES_tradnl"/>
+        </w:rPr>
+        <w:t xml:space="preserve">El sistema valida que la información solicitada haya sido ingresada. </w:t>
+      </w:r>
+      <w:r>
+        <w:rPr>
+          <w:b/>
+          <w:bCs/>
+          <w:sz w:val="20"/>
+          <w:szCs w:val="20"/>
+          <w:lang w:val="es-ES_tradnl"/>
+        </w:rPr>
+        <w:t>RN31</w:t>
+      </w:r>
+    </w:p>
+    <w:p>
+      <w:pPr>
+        <w:numPr>
+          <w:ilvl w:val="0"/>
+          <w:numId w:val="25"/>
+        </w:numPr>
+        <w:rPr>
+          <w:sz w:val="20"/>
+          <w:szCs w:val="20"/>
+          <w:lang w:val="es-ES_tradnl"/>
+        </w:rPr>
+      </w:pPr>
+      <w:r>
+        <w:rPr>
+          <w:sz w:val="20"/>
+          <w:szCs w:val="20"/>
+          <w:lang w:val="es-ES_tradnl"/>
+        </w:rPr>
+        <w:t xml:space="preserve">El sistema muestra el mensaje de error. </w:t>
+      </w:r>
+      <w:r>
+        <w:rPr>
+          <w:b/>
+          <w:bCs/>
+          <w:sz w:val="20"/>
+          <w:szCs w:val="20"/>
+          <w:lang w:val="es-ES_tradnl"/>
+        </w:rPr>
+        <w:t>AN02 # 38</w:t>
+      </w:r>
+    </w:p>
+    <w:p>
+      <w:pPr>
+        <w:numPr>
+          <w:ilvl w:val="0"/>
+          <w:numId w:val="25"/>
+        </w:numPr>
+        <w:rPr>
+          <w:sz w:val="20"/>
+          <w:szCs w:val="20"/>
+          <w:lang w:val="es-ES_tradnl"/>
+        </w:rPr>
+      </w:pPr>
+      <w:r>
+        <w:rPr>
+          <w:sz w:val="20"/>
+          <w:szCs w:val="20"/>
+          <w:lang w:val="es-ES_tradnl"/>
+        </w:rPr>
+        <w:t>El sistema retorna al paso 8 del flujo básico, para corregir.</w:t>
+      </w:r>
+    </w:p>
+    <w:p>
+      <w:pPr>
+        <w:numPr>
+          <w:ilvl w:val="0"/>
+          <w:numId w:val="25"/>
+        </w:numPr>
+        <w:rPr>
+          <w:sz w:val="20"/>
+          <w:szCs w:val="20"/>
+          <w:lang w:val="es-ES_tradnl"/>
+        </w:rPr>
+      </w:pPr>
+      <w:r>
+        <w:rPr>
+          <w:sz w:val="20"/>
+          <w:szCs w:val="20"/>
+          <w:lang w:val="es-ES_tradnl"/>
+        </w:rPr>
+        <w:t>Fin de flujo alterno.</w:t>
+      </w:r>
+    </w:p>
+    <w:p>
+      <w:pPr>
+        <w:rPr>
+          <w:sz w:val="20"/>
+          <w:szCs w:val="20"/>
+          <w:lang w:val="es-ES_tradnl"/>
+        </w:rPr>
+      </w:pPr>
+    </w:p>
+    <w:p>
+      <w:pPr>
+        <w:rPr>
+          <w:b/>
+          <w:bCs/>
+          <w:sz w:val="20"/>
+          <w:szCs w:val="20"/>
+          <w:lang w:val="es-ES_tradnl"/>
+        </w:rPr>
+      </w:pPr>
+      <w:r>
+        <w:rPr>
+          <w:b/>
+          <w:bCs/>
+          <w:sz w:val="20"/>
+          <w:szCs w:val="20"/>
+          <w:lang w:val="es-ES_tradnl"/>
+        </w:rPr>
+        <w:t>FA05 Evidencia adicional no válida</w:t>
+      </w:r>
+    </w:p>
+    <w:p>
+      <w:pPr>
+        <w:numPr>
+          <w:ilvl w:val="0"/>
+          <w:numId w:val="26"/>
+        </w:numPr>
+        <w:rPr>
+          <w:sz w:val="20"/>
+          <w:szCs w:val="20"/>
+          <w:lang w:val="es-ES_tradnl"/>
+        </w:rPr>
+      </w:pPr>
+      <w:r>
+        <w:rPr>
+          <w:sz w:val="20"/>
+          <w:szCs w:val="20"/>
+          <w:lang w:val="es-ES_tradnl"/>
+        </w:rPr>
+        <w:t xml:space="preserve">El sistema valida el tamaño y el formato del archivo adjunto. </w:t>
+      </w:r>
+      <w:r>
+        <w:rPr>
+          <w:b/>
+          <w:bCs/>
+          <w:sz w:val="20"/>
+          <w:szCs w:val="20"/>
+          <w:lang w:val="es-ES_tradnl"/>
+        </w:rPr>
+        <w:t>RN31</w:t>
+      </w:r>
+      <w:r>
+        <w:rPr>
+          <w:b/>
+          <w:bCs/>
+          <w:sz w:val="20"/>
+          <w:szCs w:val="20"/>
+          <w:lang w:val="es-ES_tradnl"/>
+        </w:rPr>
+        <w:t xml:space="preserve">, </w:t>
+      </w:r>
+      <w:r>
+        <w:rPr>
+          <w:b/>
+          <w:bCs/>
+          <w:sz w:val="20"/>
+          <w:szCs w:val="20"/>
+          <w:lang w:val="es-ES_tradnl"/>
+        </w:rPr>
+        <w:t xml:space="preserve">AN02 # </w:t>
+      </w:r>
+      <w:r>
+        <w:rPr>
+          <w:b/>
+          <w:bCs/>
+          <w:sz w:val="20"/>
+          <w:szCs w:val="20"/>
+          <w:lang w:val="es-ES_tradnl"/>
+        </w:rPr>
+        <w:t>6</w:t>
+      </w:r>
+    </w:p>
+    <w:p>
+      <w:pPr>
+        <w:numPr>
+          <w:ilvl w:val="0"/>
+          <w:numId w:val="26"/>
+        </w:numPr>
+        <w:rPr>
+          <w:sz w:val="20"/>
+          <w:szCs w:val="20"/>
+          <w:lang w:val="es-ES_tradnl"/>
+        </w:rPr>
+      </w:pPr>
+      <w:r>
+        <w:rPr>
+          <w:sz w:val="20"/>
+          <w:szCs w:val="20"/>
+          <w:lang w:val="es-ES_tradnl"/>
+        </w:rPr>
+        <w:t>El sistema retorna al paso 8 del flujo básico, para corregir.</w:t>
+      </w:r>
+    </w:p>
+    <w:p>
+      <w:pPr>
+        <w:numPr>
+          <w:ilvl w:val="0"/>
+          <w:numId w:val="26"/>
+        </w:numPr>
+        <w:rPr>
+          <w:sz w:val="20"/>
+          <w:szCs w:val="20"/>
+          <w:lang w:val="es-ES_tradnl"/>
+        </w:rPr>
+      </w:pPr>
+      <w:r>
+        <w:rPr>
+          <w:sz w:val="20"/>
+          <w:szCs w:val="20"/>
+          <w:lang w:val="es-ES_tradnl"/>
+        </w:rPr>
+        <w:t>Fin de flujo alterno.</w:t>
+      </w:r>
+    </w:p>
+    <w:p>
+      <w:pPr>
+        <w:rPr>
+          <w:b/>
+          <w:bCs/>
+          <w:sz w:val="20"/>
+          <w:szCs w:val="20"/>
+          <w:lang w:val="es-ES_tradnl"/>
+        </w:rPr>
+      </w:pPr>
+      <w:r>
+        <w:rPr>
+          <w:sz w:val="20"/>
+          <w:szCs w:val="20"/>
+          <w:lang w:val="es-ES_tradnl"/>
+        </w:rPr>
+        <w:br/>
+      </w:r>
+      <w:r>
+        <w:rPr>
+          <w:b/>
+          <w:bCs/>
+          <w:sz w:val="20"/>
+          <w:szCs w:val="20"/>
+          <w:lang w:val="es-ES_tradnl"/>
+        </w:rPr>
+        <w:t>FA0</w:t>
+      </w:r>
+      <w:r>
+        <w:rPr>
+          <w:b/>
+          <w:bCs/>
+          <w:sz w:val="20"/>
+          <w:szCs w:val="20"/>
+          <w:lang w:val="es-ES_tradnl"/>
+        </w:rPr>
+        <w:t>6</w:t>
+      </w:r>
+      <w:r>
+        <w:rPr>
+          <w:b/>
+          <w:bCs/>
+          <w:sz w:val="20"/>
+          <w:szCs w:val="20"/>
+          <w:lang w:val="es-ES_tradnl"/>
+        </w:rPr>
+        <w:t xml:space="preserve"> Regresar</w:t>
+      </w:r>
+    </w:p>
+    <w:p>
+      <w:pPr>
+        <w:numPr>
+          <w:ilvl w:val="0"/>
+          <w:numId w:val="28"/>
+        </w:numPr>
+        <w:rPr>
+          <w:sz w:val="20"/>
+          <w:szCs w:val="20"/>
+          <w:lang w:val="es-ES_tradnl"/>
+        </w:rPr>
+      </w:pPr>
+      <w:r>
+        <w:rPr>
+          <w:sz w:val="20"/>
+          <w:szCs w:val="20"/>
+          <w:lang w:val="es-ES_tradnl"/>
+        </w:rPr>
+        <w:t>El usuario selecciona el botón “Regresar”</w:t>
+      </w:r>
+    </w:p>
+    <w:p>
+      <w:pPr>
+        <w:numPr>
+          <w:ilvl w:val="0"/>
+          <w:numId w:val="28"/>
+        </w:numPr>
+        <w:rPr>
+          <w:sz w:val="20"/>
+          <w:szCs w:val="20"/>
+          <w:lang w:val="es-ES_tradnl"/>
+        </w:rPr>
+      </w:pPr>
+      <w:r>
+        <w:rPr>
+          <w:sz w:val="20"/>
+          <w:szCs w:val="20"/>
+          <w:lang w:val="es-ES_tradnl"/>
+        </w:rPr>
+        <w:t>El sistema cierra el formulario ampliación de caso.</w:t>
+      </w:r>
+    </w:p>
+    <w:p>
+      <w:pPr>
+        <w:numPr>
+          <w:ilvl w:val="0"/>
+          <w:numId w:val="28"/>
+        </w:numPr>
+        <w:rPr>
+          <w:sz w:val="20"/>
+          <w:szCs w:val="20"/>
+          <w:lang w:val="es-ES_tradnl"/>
+        </w:rPr>
+      </w:pPr>
+      <w:r>
+        <w:rPr>
+          <w:sz w:val="20"/>
+          <w:szCs w:val="20"/>
+          <w:lang w:val="es-ES_tradnl"/>
+        </w:rPr>
+        <w:t xml:space="preserve">El sistema retorna al paso </w:t>
+      </w:r>
+      <w:r>
+        <w:rPr>
+          <w:sz w:val="20"/>
+          <w:szCs w:val="20"/>
+          <w:lang w:val="es-ES_tradnl"/>
+        </w:rPr>
+        <w:t>2</w:t>
+      </w:r>
+      <w:r>
+        <w:rPr>
+          <w:sz w:val="20"/>
+          <w:szCs w:val="20"/>
+          <w:lang w:val="es-ES_tradnl"/>
+        </w:rPr>
+        <w:t xml:space="preserve"> del flujo básico.</w:t>
+      </w:r>
+    </w:p>
+    <w:p>
+      <w:pPr>
+        <w:numPr>
+          <w:ilvl w:val="0"/>
+          <w:numId w:val="28"/>
+        </w:numPr>
+        <w:rPr>
+          <w:sz w:val="20"/>
+          <w:szCs w:val="20"/>
+          <w:lang w:val="es-ES_tradnl"/>
+        </w:rPr>
+      </w:pPr>
+      <w:r>
+        <w:rPr>
+          <w:sz w:val="20"/>
+          <w:szCs w:val="20"/>
+          <w:lang w:val="es-ES_tradnl"/>
+        </w:rPr>
+        <w:t>Fin de flujo alterno.</w:t>
+      </w:r>
+    </w:p>
+    <w:p>
+      <w:pPr>
+        <w:rPr>
+          <w:sz w:val="20"/>
+          <w:szCs w:val="20"/>
+          <w:lang w:val="es-ES_tradnl"/>
+        </w:rPr>
+      </w:pPr>
+    </w:p>
+    <w:p>
+      <w:pPr>
+        <w:pStyle w:val="Heading2"/>
         <w:numPr>
           <w:ilvl w:val="1"/>
           <w:numId w:val="17"/>
@@ -1671,660 +2672,6 @@
           <w:szCs w:val="24"/>
           <w:lang w:val="es-ES_tradnl"/>
         </w:rPr>
-        <w:t>Flujos Alternos</w:t>
-      </w:r>
-    </w:p>
-    <w:p>
-      <w:pPr>
-        <w:rPr>
-          <w:b/>
-          <w:bCs/>
-          <w:sz w:val="20"/>
-          <w:szCs w:val="20"/>
-          <w:lang w:val="es-ES_tradnl"/>
-        </w:rPr>
-      </w:pPr>
-      <w:r>
-        <w:rPr>
-          <w:b/>
-          <w:bCs/>
-          <w:sz w:val="20"/>
-          <w:szCs w:val="20"/>
-          <w:lang w:val="es-ES_tradnl"/>
-        </w:rPr>
-        <w:t xml:space="preserve">FA01 Cerrar sesión</w:t>
-      </w:r>
-    </w:p>
-    <w:p>
-      <w:pPr>
-        <w:numPr>
-          <w:ilvl w:val="0"/>
-          <w:numId w:val="20"/>
-        </w:numPr>
-        <w:rPr>
-          <w:sz w:val="20"/>
-          <w:szCs w:val="20"/>
-          <w:lang w:val="es-ES_tradnl"/>
-        </w:rPr>
-      </w:pPr>
-      <w:r>
-        <w:rPr>
-          <w:sz w:val="20"/>
-          <w:szCs w:val="20"/>
-          <w:lang w:val="es-ES_tradnl"/>
-        </w:rPr>
-        <w:t xml:space="preserve">El usuario selecciona el botón “Cerrar Sesión”</w:t>
-      </w:r>
-    </w:p>
-    <w:p>
-      <w:pPr>
-        <w:numPr>
-          <w:ilvl w:val="0"/>
-          <w:numId w:val="20"/>
-        </w:numPr>
-        <w:rPr>
-          <w:sz w:val="20"/>
-          <w:szCs w:val="20"/>
-          <w:lang w:val="es-ES_tradnl"/>
-        </w:rPr>
-      </w:pPr>
-      <w:r>
-        <w:rPr>
-          <w:sz w:val="20"/>
-          <w:szCs w:val="20"/>
-          <w:lang w:val="es-ES_tradnl"/>
-        </w:rPr>
-        <w:t xml:space="preserve">El sistema registra el cierre de sesión en bitácora. </w:t>
-      </w:r>
-      <w:r>
-        <w:rPr>
-          <w:b/>
-          <w:bCs/>
-          <w:sz w:val="20"/>
-          <w:szCs w:val="20"/>
-          <w:lang w:val="es-ES_tradnl"/>
-        </w:rPr>
-        <w:t xml:space="preserve">Ver CU15</w:t>
-      </w:r>
-    </w:p>
-    <w:p>
-      <w:pPr>
-        <w:numPr>
-          <w:ilvl w:val="0"/>
-          <w:numId w:val="20"/>
-        </w:numPr>
-        <w:rPr>
-          <w:sz w:val="20"/>
-          <w:szCs w:val="20"/>
-          <w:lang w:val="es-ES_tradnl"/>
-        </w:rPr>
-      </w:pPr>
-      <w:r>
-        <w:rPr>
-          <w:sz w:val="20"/>
-          <w:szCs w:val="20"/>
-          <w:lang w:val="es-ES_tradnl"/>
-        </w:rPr>
-        <w:t xml:space="preserve">El sistema retorna al portal web.</w:t>
-      </w:r>
-    </w:p>
-    <w:p>
-      <w:pPr>
-        <w:numPr>
-          <w:ilvl w:val="0"/>
-          <w:numId w:val="20"/>
-        </w:numPr>
-        <w:rPr>
-          <w:sz w:val="20"/>
-          <w:szCs w:val="20"/>
-          <w:lang w:val="es-ES_tradnl"/>
-        </w:rPr>
-      </w:pPr>
-      <w:r>
-        <w:rPr>
-          <w:sz w:val="20"/>
-          <w:szCs w:val="20"/>
-          <w:lang w:val="es-ES_tradnl"/>
-        </w:rPr>
-        <w:t xml:space="preserve">Fin de flujo alterno.</w:t>
-      </w:r>
-    </w:p>
-    <w:p>
-      <w:pPr>
-        <w:rPr>
-          <w:sz w:val="20"/>
-          <w:szCs w:val="20"/>
-          <w:lang w:val="es-ES_tradnl"/>
-        </w:rPr>
-      </w:pPr>
-    </w:p>
-    <w:p>
-      <w:pPr>
-        <w:rPr>
-          <w:b/>
-          <w:bCs/>
-          <w:sz w:val="20"/>
-          <w:szCs w:val="20"/>
-          <w:lang w:val="es-ES_tradnl"/>
-        </w:rPr>
-      </w:pPr>
-      <w:r>
-        <w:rPr>
-          <w:b/>
-          <w:bCs/>
-          <w:sz w:val="20"/>
-          <w:szCs w:val="20"/>
-          <w:lang w:val="es-ES_tradnl"/>
-        </w:rPr>
-        <w:t xml:space="preserve">FA02 No existen casos que requieran ampliación</w:t>
-      </w:r>
-    </w:p>
-    <w:p>
-      <w:pPr>
-        <w:numPr>
-          <w:ilvl w:val="0"/>
-          <w:numId w:val="21"/>
-        </w:numPr>
-        <w:rPr>
-          <w:sz w:val="20"/>
-          <w:szCs w:val="20"/>
-          <w:lang w:val="es-ES_tradnl"/>
-        </w:rPr>
-      </w:pPr>
-      <w:r>
-        <w:rPr>
-          <w:sz w:val="20"/>
-          <w:szCs w:val="20"/>
-          <w:lang w:val="es-ES_tradnl"/>
-        </w:rPr>
-        <w:t xml:space="preserve">El sistema muestra el mensaje de error. </w:t>
-      </w:r>
-      <w:r>
-        <w:rPr>
-          <w:b/>
-          <w:bCs/>
-          <w:sz w:val="20"/>
-          <w:szCs w:val="20"/>
-          <w:lang w:val="es-ES_tradnl"/>
-        </w:rPr>
-        <w:t xml:space="preserve">AN02 # 35</w:t>
-      </w:r>
-    </w:p>
-    <w:p>
-      <w:pPr>
-        <w:numPr>
-          <w:ilvl w:val="0"/>
-          <w:numId w:val="21"/>
-        </w:numPr>
-        <w:rPr>
-          <w:sz w:val="20"/>
-          <w:szCs w:val="20"/>
-          <w:lang w:val="es-ES_tradnl"/>
-        </w:rPr>
-      </w:pPr>
-      <w:r>
-        <w:rPr>
-          <w:sz w:val="20"/>
-          <w:szCs w:val="20"/>
-          <w:lang w:val="es-ES_tradnl"/>
-        </w:rPr>
-        <w:t xml:space="preserve">El sistema retorna al paso 2 del flujo básico.</w:t>
-      </w:r>
-    </w:p>
-    <w:p>
-      <w:pPr>
-        <w:numPr>
-          <w:ilvl w:val="0"/>
-          <w:numId w:val="21"/>
-        </w:numPr>
-        <w:rPr>
-          <w:sz w:val="20"/>
-          <w:szCs w:val="20"/>
-          <w:lang w:val="es-ES_tradnl"/>
-        </w:rPr>
-      </w:pPr>
-      <w:r>
-        <w:rPr>
-          <w:sz w:val="20"/>
-          <w:szCs w:val="20"/>
-          <w:lang w:val="es-ES_tradnl"/>
-        </w:rPr>
-        <w:t xml:space="preserve">Fin de flujo alterno.</w:t>
-      </w:r>
-    </w:p>
-    <w:p>
-      <w:pPr>
-        <w:rPr>
-          <w:sz w:val="20"/>
-          <w:szCs w:val="20"/>
-          <w:lang w:val="es-ES_tradnl"/>
-        </w:rPr>
-      </w:pPr>
-    </w:p>
-    <w:p>
-      <w:pPr>
-        <w:rPr>
-          <w:b/>
-          <w:bCs/>
-          <w:sz w:val="20"/>
-          <w:szCs w:val="20"/>
-          <w:lang w:val="es-ES_tradnl"/>
-        </w:rPr>
-      </w:pPr>
-      <w:r>
-        <w:rPr>
-          <w:b/>
-          <w:bCs/>
-          <w:sz w:val="20"/>
-          <w:szCs w:val="20"/>
-          <w:lang w:val="es-ES_tradnl"/>
-        </w:rPr>
-        <w:t xml:space="preserve">FA03 Regresar</w:t>
-      </w:r>
-    </w:p>
-    <w:p>
-      <w:pPr>
-        <w:numPr>
-          <w:ilvl w:val="0"/>
-          <w:numId w:val="22"/>
-        </w:numPr>
-        <w:rPr>
-          <w:sz w:val="20"/>
-          <w:szCs w:val="20"/>
-          <w:lang w:val="es-ES_tradnl"/>
-        </w:rPr>
-      </w:pPr>
-      <w:r>
-        <w:rPr>
-          <w:sz w:val="20"/>
-          <w:szCs w:val="20"/>
-          <w:lang w:val="es-ES_tradnl"/>
-        </w:rPr>
-        <w:t xml:space="preserve">El usuario selecciona el botón “Regresar”</w:t>
-      </w:r>
-    </w:p>
-    <w:p>
-      <w:pPr>
-        <w:numPr>
-          <w:ilvl w:val="0"/>
-          <w:numId w:val="22"/>
-        </w:numPr>
-        <w:rPr>
-          <w:sz w:val="20"/>
-          <w:szCs w:val="20"/>
-          <w:lang w:val="es-ES_tradnl"/>
-        </w:rPr>
-      </w:pPr>
-      <w:r>
-        <w:rPr>
-          <w:sz w:val="20"/>
-          <w:szCs w:val="20"/>
-          <w:lang w:val="es-ES_tradnl"/>
-        </w:rPr>
-        <w:t xml:space="preserve">El sistema cierra el formulario ampliación de caso.</w:t>
-      </w:r>
-    </w:p>
-    <w:p>
-      <w:pPr>
-        <w:numPr>
-          <w:ilvl w:val="0"/>
-          <w:numId w:val="22"/>
-        </w:numPr>
-        <w:rPr>
-          <w:sz w:val="20"/>
-          <w:szCs w:val="20"/>
-          <w:lang w:val="es-ES_tradnl"/>
-        </w:rPr>
-      </w:pPr>
-      <w:r>
-        <w:rPr>
-          <w:sz w:val="20"/>
-          <w:szCs w:val="20"/>
-          <w:lang w:val="es-ES_tradnl"/>
-        </w:rPr>
-        <w:t xml:space="preserve">El sistema retorna al paso 4 del flujo básico.</w:t>
-      </w:r>
-    </w:p>
-    <w:p>
-      <w:pPr>
-        <w:numPr>
-          <w:ilvl w:val="0"/>
-          <w:numId w:val="22"/>
-        </w:numPr>
-        <w:rPr>
-          <w:sz w:val="20"/>
-          <w:szCs w:val="20"/>
-          <w:lang w:val="es-ES_tradnl"/>
-        </w:rPr>
-      </w:pPr>
-      <w:r>
-        <w:rPr>
-          <w:sz w:val="20"/>
-          <w:szCs w:val="20"/>
-          <w:lang w:val="es-ES_tradnl"/>
-        </w:rPr>
-        <w:t xml:space="preserve">Fin de flujo alterno.</w:t>
-      </w:r>
-    </w:p>
-    <w:p>
-      <w:pPr>
-        <w:rPr>
-          <w:sz w:val="20"/>
-          <w:szCs w:val="20"/>
-          <w:lang w:val="es-ES_tradnl"/>
-        </w:rPr>
-      </w:pPr>
-    </w:p>
-    <w:p>
-      <w:pPr>
-        <w:rPr>
-          <w:b/>
-          <w:bCs/>
-          <w:sz w:val="20"/>
-          <w:szCs w:val="20"/>
-          <w:lang w:val="es-ES_tradnl"/>
-        </w:rPr>
-      </w:pPr>
-      <w:r>
-        <w:rPr>
-          <w:b/>
-          <w:bCs/>
-          <w:sz w:val="20"/>
-          <w:szCs w:val="20"/>
-          <w:lang w:val="es-ES_tradnl"/>
-        </w:rPr>
-        <w:t xml:space="preserve">FA04 Información obligatoria no completada</w:t>
-      </w:r>
-    </w:p>
-    <w:p>
-      <w:pPr>
-        <w:numPr>
-          <w:ilvl w:val="0"/>
-          <w:numId w:val="25"/>
-        </w:numPr>
-        <w:rPr>
-          <w:sz w:val="20"/>
-          <w:szCs w:val="20"/>
-          <w:lang w:val="es-ES_tradnl"/>
-        </w:rPr>
-      </w:pPr>
-      <w:r>
-        <w:rPr>
-          <w:sz w:val="20"/>
-          <w:szCs w:val="20"/>
-          <w:lang w:val="es-ES_tradnl"/>
-        </w:rPr>
-        <w:t xml:space="preserve">El sistema valida que la información solicitada haya sido ingresada. </w:t>
-      </w:r>
-      <w:r>
-        <w:rPr>
-          <w:b/>
-          <w:bCs/>
-          <w:sz w:val="20"/>
-          <w:szCs w:val="20"/>
-          <w:lang w:val="es-ES_tradnl"/>
-        </w:rPr>
-        <w:t xml:space="preserve">RN31</w:t>
-      </w:r>
-    </w:p>
-    <w:p>
-      <w:pPr>
-        <w:numPr>
-          <w:ilvl w:val="0"/>
-          <w:numId w:val="25"/>
-        </w:numPr>
-        <w:rPr>
-          <w:sz w:val="20"/>
-          <w:szCs w:val="20"/>
-          <w:lang w:val="es-ES_tradnl"/>
-        </w:rPr>
-      </w:pPr>
-      <w:r>
-        <w:rPr>
-          <w:sz w:val="20"/>
-          <w:szCs w:val="20"/>
-          <w:lang w:val="es-ES_tradnl"/>
-        </w:rPr>
-        <w:t xml:space="preserve">El sistema muestra el mensaje de error. </w:t>
-      </w:r>
-      <w:r>
-        <w:rPr>
-          <w:b/>
-          <w:bCs/>
-          <w:sz w:val="20"/>
-          <w:szCs w:val="20"/>
-          <w:lang w:val="es-ES_tradnl"/>
-        </w:rPr>
-        <w:t xml:space="preserve">AN02 # 38</w:t>
-      </w:r>
-    </w:p>
-    <w:p>
-      <w:pPr>
-        <w:numPr>
-          <w:ilvl w:val="0"/>
-          <w:numId w:val="25"/>
-        </w:numPr>
-        <w:rPr>
-          <w:sz w:val="20"/>
-          <w:szCs w:val="20"/>
-          <w:lang w:val="es-ES_tradnl"/>
-        </w:rPr>
-      </w:pPr>
-      <w:r>
-        <w:rPr>
-          <w:sz w:val="20"/>
-          <w:szCs w:val="20"/>
-          <w:lang w:val="es-ES_tradnl"/>
-        </w:rPr>
-        <w:t xml:space="preserve">El sistema retorna al paso 8 del flujo básico, para corregir.</w:t>
-      </w:r>
-    </w:p>
-    <w:p>
-      <w:pPr>
-        <w:numPr>
-          <w:ilvl w:val="0"/>
-          <w:numId w:val="25"/>
-        </w:numPr>
-        <w:rPr>
-          <w:sz w:val="20"/>
-          <w:szCs w:val="20"/>
-          <w:lang w:val="es-ES_tradnl"/>
-        </w:rPr>
-      </w:pPr>
-      <w:r>
-        <w:rPr>
-          <w:sz w:val="20"/>
-          <w:szCs w:val="20"/>
-          <w:lang w:val="es-ES_tradnl"/>
-        </w:rPr>
-        <w:t xml:space="preserve">Fin de flujo alterno.</w:t>
-      </w:r>
-    </w:p>
-    <w:p>
-      <w:pPr>
-        <w:rPr>
-          <w:sz w:val="20"/>
-          <w:szCs w:val="20"/>
-          <w:lang w:val="es-ES_tradnl"/>
-        </w:rPr>
-      </w:pPr>
-    </w:p>
-    <w:p>
-      <w:pPr>
-        <w:rPr>
-          <w:b/>
-          <w:bCs/>
-          <w:sz w:val="20"/>
-          <w:szCs w:val="20"/>
-          <w:lang w:val="es-ES_tradnl"/>
-        </w:rPr>
-      </w:pPr>
-      <w:r>
-        <w:rPr>
-          <w:b/>
-          <w:bCs/>
-          <w:sz w:val="20"/>
-          <w:szCs w:val="20"/>
-          <w:lang w:val="es-ES_tradnl"/>
-        </w:rPr>
-        <w:t xml:space="preserve">FA05 Evidencia adicional no válida</w:t>
-      </w:r>
-    </w:p>
-    <w:p>
-      <w:pPr>
-        <w:numPr>
-          <w:ilvl w:val="0"/>
-          <w:numId w:val="26"/>
-        </w:numPr>
-        <w:rPr>
-          <w:sz w:val="20"/>
-          <w:szCs w:val="20"/>
-          <w:lang w:val="es-ES_tradnl"/>
-        </w:rPr>
-      </w:pPr>
-      <w:r>
-        <w:rPr>
-          <w:sz w:val="20"/>
-          <w:szCs w:val="20"/>
-          <w:lang w:val="es-ES_tradnl"/>
-        </w:rPr>
-        <w:t xml:space="preserve">El sistema valida el tamaño y el formato del archivo adjunto. </w:t>
-      </w:r>
-      <w:r>
-        <w:rPr>
-          <w:b/>
-          <w:bCs/>
-          <w:sz w:val="20"/>
-          <w:szCs w:val="20"/>
-          <w:lang w:val="es-ES_tradnl"/>
-        </w:rPr>
-        <w:t xml:space="preserve">RN31</w:t>
-      </w:r>
-    </w:p>
-    <w:p>
-      <w:pPr>
-        <w:numPr>
-          <w:ilvl w:val="0"/>
-          <w:numId w:val="26"/>
-        </w:numPr>
-        <w:rPr>
-          <w:sz w:val="20"/>
-          <w:szCs w:val="20"/>
-          <w:lang w:val="es-ES_tradnl"/>
-        </w:rPr>
-      </w:pPr>
-      <w:r>
-        <w:rPr>
-          <w:sz w:val="20"/>
-          <w:szCs w:val="20"/>
-          <w:lang w:val="es-ES_tradnl"/>
-        </w:rPr>
-        <w:t xml:space="preserve">El sistema muestra el mensaje de error cuando el archivo supera el tamaño permitido. </w:t>
-      </w:r>
-      <w:r>
-        <w:rPr>
-          <w:b/>
-          <w:bCs/>
-          <w:sz w:val="20"/>
-          <w:szCs w:val="20"/>
-          <w:lang w:val="es-ES_tradnl"/>
-        </w:rPr>
-        <w:t xml:space="preserve">AN02 # 8</w:t>
-      </w:r>
-    </w:p>
-    <w:p>
-      <w:pPr>
-        <w:numPr>
-          <w:ilvl w:val="0"/>
-          <w:numId w:val="26"/>
-        </w:numPr>
-        <w:rPr>
-          <w:sz w:val="20"/>
-          <w:szCs w:val="20"/>
-          <w:lang w:val="es-ES_tradnl"/>
-        </w:rPr>
-      </w:pPr>
-      <w:r>
-        <w:rPr>
-          <w:sz w:val="20"/>
-          <w:szCs w:val="20"/>
-          <w:lang w:val="es-ES_tradnl"/>
-        </w:rPr>
-        <w:t xml:space="preserve">El sistema muestra el mensaje de error cuando el archivo no es un PDF. </w:t>
-      </w:r>
-      <w:r>
-        <w:rPr>
-          <w:b/>
-          <w:bCs/>
-          <w:sz w:val="20"/>
-          <w:szCs w:val="20"/>
-          <w:lang w:val="es-ES_tradnl"/>
-        </w:rPr>
-        <w:t xml:space="preserve">AN02 # 42</w:t>
-      </w:r>
-    </w:p>
-    <w:p>
-      <w:pPr>
-        <w:numPr>
-          <w:ilvl w:val="0"/>
-          <w:numId w:val="26"/>
-        </w:numPr>
-        <w:rPr>
-          <w:sz w:val="20"/>
-          <w:szCs w:val="20"/>
-          <w:lang w:val="es-ES_tradnl"/>
-        </w:rPr>
-      </w:pPr>
-      <w:r>
-        <w:rPr>
-          <w:sz w:val="20"/>
-          <w:szCs w:val="20"/>
-          <w:lang w:val="es-ES_tradnl"/>
-        </w:rPr>
-        <w:t xml:space="preserve">El sistema retorna al paso 8 del flujo básico, para corregir.</w:t>
-      </w:r>
-    </w:p>
-    <w:p>
-      <w:pPr>
-        <w:numPr>
-          <w:ilvl w:val="0"/>
-          <w:numId w:val="26"/>
-        </w:numPr>
-        <w:rPr>
-          <w:sz w:val="20"/>
-          <w:szCs w:val="20"/>
-          <w:lang w:val="es-ES_tradnl"/>
-        </w:rPr>
-      </w:pPr>
-      <w:r>
-        <w:rPr>
-          <w:sz w:val="20"/>
-          <w:szCs w:val="20"/>
-          <w:lang w:val="es-ES_tradnl"/>
-        </w:rPr>
-        <w:t xml:space="preserve">Fin de flujo alterno.</w:t>
-      </w:r>
-    </w:p>
-    <w:p>
-      <w:pPr>
-        <w:pStyle w:val="Ttulo2"/>
-        <w:numPr>
-          <w:ilvl w:val="1"/>
-          <w:numId w:val="17"/>
-        </w:numPr>
-        <w:rPr>
-          <w:sz w:val="24"/>
-          <w:szCs w:val="24"/>
-          <w:lang w:val="es-ES_tradnl"/>
-        </w:rPr>
-      </w:pPr>
-      <w:r>
-        <w:rPr>
-          <w:sz w:val="24"/>
-          <w:szCs w:val="24"/>
-          <w:lang w:val="es-ES_tradnl"/>
-        </w:rPr>
-        <w:lastRenderedPageBreak/>
         <w:t>Postcondiciones</w:t>
       </w:r>
     </w:p>
@@ -2344,7 +2691,7 @@
           <w:sz w:val="20"/>
           <w:szCs w:val="20"/>
         </w:rPr>
-        <w:t xml:space="preserve">El caso queda en estado En Revisión, con la información ampliada, a la espera de que el Auxiliar lo revise nuevamente.</w:t>
+        <w:t>El caso queda en estado En Revisión, con la información ampliada, a la espera de que el Auxiliar lo revise nuevamente.</w:t>
       </w:r>
     </w:p>
     <w:p>
@@ -2363,7 +2710,7 @@
           <w:sz w:val="20"/>
           <w:szCs w:val="20"/>
         </w:rPr>
-        <w:t xml:space="preserve">La descripción original del caso se conserva, y la información ampliada queda registrada por separado.</w:t>
+        <w:t>La descripción original del caso se conserva, y la información ampliada queda registrada por separado.</w:t>
       </w:r>
     </w:p>
     <w:p>
@@ -2382,7 +2729,7 @@
           <w:sz w:val="20"/>
           <w:szCs w:val="20"/>
         </w:rPr>
-        <w:t xml:space="preserve">La evidencia adicional queda asociada al expediente del caso.</w:t>
+        <w:t>La evidencia adicional queda asociada al expediente del caso.</w:t>
       </w:r>
     </w:p>
     <w:p>
@@ -2401,7 +2748,7 @@
           <w:sz w:val="20"/>
           <w:szCs w:val="20"/>
         </w:rPr>
-        <w:t xml:space="preserve">El ciudadano únicamente puede ampliar los casos propios que se encuentran en estado Requiere Ampliación.</w:t>
+        <w:t>El ciudadano únicamente puede ampliar los casos propios que se encuentran en estado Requiere Ampliación.</w:t>
       </w:r>
     </w:p>
     <w:p>
@@ -2420,12 +2767,12 @@
           <w:sz w:val="20"/>
           <w:szCs w:val="20"/>
         </w:rPr>
-        <w:t xml:space="preserve">El sistema registra en bitácora la ampliación realizada.</w:t>
-      </w:r>
-    </w:p>
-    <w:p>
-      <w:pPr>
-        <w:pStyle w:val="Ttulo1"/>
+        <w:t>El sistema registra en bitácora la ampliación realizada.</w:t>
+      </w:r>
+    </w:p>
+    <w:p>
+      <w:pPr>
+        <w:pStyle w:val="Heading1"/>
         <w:numPr>
           <w:ilvl w:val="0"/>
           <w:numId w:val="17"/>
@@ -2477,7 +2824,7 @@
           <w:sz w:val="20"/>
           <w:szCs w:val="20"/>
         </w:rPr>
-        <w:t xml:space="preserve">El formulario deberá utilizar conexión segura HTTPS.</w:t>
+        <w:t>El formulario deberá utilizar conexión segura HTTPS.</w:t>
       </w:r>
     </w:p>
     <w:p>
@@ -2496,7 +2843,7 @@
           <w:sz w:val="20"/>
           <w:szCs w:val="20"/>
         </w:rPr>
-        <w:t xml:space="preserve">La ampliación no deberá requerir que el ciudadano cree una cuenta.</w:t>
+        <w:t>La ampliación no deberá requerir que el ciudadano cree una cuenta.</w:t>
       </w:r>
     </w:p>
     <w:p>
@@ -2515,7 +2862,7 @@
           <w:sz w:val="20"/>
           <w:szCs w:val="20"/>
         </w:rPr>
-        <w:t xml:space="preserve">El ciudadano deberá verificar su identidad con el código enviado a su correo antes de consultar o ampliar sus casos.</w:t>
+        <w:t>El ciudadano deberá verificar su identidad con el código enviado a su correo antes de consultar o ampliar sus casos.</w:t>
       </w:r>
     </w:p>
     <w:p>
@@ -2525,44 +2872,30 @@
           <w:numId w:val="24"/>
         </w:numPr>
         <w:rPr>
-          <w:sz w:val="20"/>
-          <w:szCs w:val="20"/>
-        </w:rPr>
-      </w:pPr>
-      <w:r>
-        <w:rPr>
-          <w:sz w:val="20"/>
-          <w:szCs w:val="20"/>
-        </w:rPr>
-        <w:t xml:space="preserve">El archivo de evidencia adicional no deberá superar el tamaño máximo permitido de 10 MB.</w:t>
-      </w:r>
-    </w:p>
-    <w:p>
-      <w:pPr>
-        <w:numPr>
-          <w:ilvl w:val="0"/>
-          <w:numId w:val="24"/>
-        </w:numPr>
-        <w:rPr>
-          <w:sz w:val="20"/>
-          <w:szCs w:val="20"/>
-        </w:rPr>
-      </w:pPr>
-      <w:r>
-        <w:rPr>
-          <w:sz w:val="20"/>
-          <w:szCs w:val="20"/>
-        </w:rPr>
-        <w:t xml:space="preserve">El sistema deberá aceptar únicamente pdf como evidencia adicional.</w:t>
-      </w:r>
-    </w:p>
-    <w:p>
-      <w:pPr>
-        <w:pStyle w:val="Ttulo1"/>
-        <w:numPr>
-          <w:ilvl w:val="0"/>
-          <w:numId w:val="17"/>
-        </w:numPr>
+          <w:sz w:val="28"/>
+          <w:szCs w:val="28"/>
+          <w:lang w:val="es-ES_tradnl"/>
+        </w:rPr>
+      </w:pPr>
+      <w:r>
+        <w:rPr>
+          <w:sz w:val="20"/>
+          <w:szCs w:val="20"/>
+        </w:rPr>
+        <w:t>El archivo de evidencia adicional no deberá superar el tamaño máximo permitido de 10 MB.</w:t>
+      </w:r>
+    </w:p>
+    <w:p>
+      <w:pPr>
+        <w:rPr>
+          <w:sz w:val="28"/>
+          <w:szCs w:val="28"/>
+          <w:lang w:val="es-ES_tradnl"/>
+        </w:rPr>
+      </w:pPr>
+    </w:p>
+    <w:p>
+      <w:pPr>
         <w:rPr>
           <w:sz w:val="28"/>
           <w:szCs w:val="28"/>
@@ -2768,6 +3101,7 @@
           </w:tcPr>
           <w:p>
             <w:r>
+              <w:lastRenderedPageBreak/>
               <w:t> </w:t>
             </w:r>
           </w:p>
@@ -2822,20 +3156,6 @@
         </w:rPr>
       </w:pPr>
     </w:p>
-    <w:p>
-      <w:pPr>
-        <w:pStyle w:val="NormalWeb"/>
-        <w:spacing w:line="360" w:lineRule="auto"/>
-        <w:ind w:right="300"/>
-        <w:rPr>
-          <w:b/>
-          <w:bCs/>
-          <w:sz w:val="27"/>
-          <w:szCs w:val="27"/>
-          <w:lang w:val="es-ES_tradnl"/>
-        </w:rPr>
-      </w:pPr>
-    </w:p>
     <w:sectPr>
       <w:pgSz w:w="12242" w:h="15842" w:code="1"/>
       <w:pgMar w:top="1418" w:right="1701" w:bottom="1418" w:left="1701" w:header="284" w:footer="284" w:gutter="0"/>
@@ -2851,7 +3171,7 @@
 </file>
 
 <file path=word/endnotes.xml><?xml version="1.0" encoding="utf-8"?>
-<w:endnotes xmlns:wpc="http://schemas.microsoft.com/office/word/2010/wordprocessingCanvas" xmlns:cx="http://schemas.microsoft.com/office/drawing/2014/chartex" xmlns:cx1="http://schemas.microsoft.com/office/drawing/2015/9/8/chartex" xmlns:cx2="http://schemas.microsoft.com/office/drawing/2015/10/21/chartex" xmlns:cx3="http://schemas.microsoft.com/office/drawing/2016/5/9/chartex" xmlns:cx4="http://schemas.microsoft.com/office/drawing/2016/5/10/chartex" xmlns:cx5="http://schemas.microsoft.com/office/drawing/2016/5/11/chartex" xmlns:cx6="http://schemas.microsoft.com/office/drawing/2016/5/12/chartex" xmlns:cx7="http://schemas.microsoft.com/office/drawing/2016/5/13/chartex" xmlns:cx8="http://schemas.microsoft.com/office/drawing/2016/5/14/chartex" xmlns:mc="http://schemas.openxmlformats.org/markup-compatibility/2006" xmlns:aink="http://schemas.microsoft.com/office/drawing/2016/ink" xmlns:am3d="http://schemas.microsoft.com/office/drawing/2017/model3d" xmlns:o="urn:schemas-microsoft-com:office:office" xmlns:oel="http://schemas.microsoft.com/office/2019/extlst" xmlns:r="http://schemas.openxmlformats.org/officeDocument/2006/relationships" xmlns:m="http://schemas.openxmlformats.org/officeDocument/2006/math" xmlns:v="urn:schemas-microsoft-com:vml" xmlns:wp14="http://schemas.microsoft.com/office/word/2010/wordprocessingDrawing" xmlns:wp="http://schemas.openxmlformats.org/drawingml/2006/wordprocessingDrawing" xmlns:w10="urn:schemas-microsoft-com:office:word" xmlns:w="http://schemas.openxmlformats.org/wordprocessingml/2006/main" xmlns:w14="http://schemas.microsoft.com/office/word/2010/wordml" xmlns:w15="http://schemas.microsoft.com/office/word/2012/wordml" xmlns:w16cex="http://schemas.microsoft.com/office/word/2018/wordml/cex" xmlns:w16cid="http://schemas.microsoft.com/office/word/2016/wordml/cid" xmlns:w16="http://schemas.microsoft.com/office/word/2018/wordml" xmlns:w16du="http://schemas.microsoft.com/office/word/2023/wordml/word16du" xmlns:w16sdtdh="http://schemas.microsoft.com/office/word/2020/wordml/sdtdatahash" xmlns:w16sdtfl="http://schemas.microsoft.com/office/word/2024/wordml/sdtformatlock" xmlns:w16se="http://schemas.microsoft.com/office/word/2015/wordml/symex" xmlns:wpg="http://schemas.microsoft.com/office/word/2010/wordprocessingGroup" xmlns:wpi="http://schemas.microsoft.com/office/word/2010/wordprocessingInk" xmlns:wne="http://schemas.microsoft.com/office/word/2006/wordml" xmlns:wps="http://schemas.microsoft.com/office/word/2010/wordprocessingShape" mc:Ignorable="w14 w15 w16se w16cid w16 w16cex w16sdtdh w16sdtfl w16du wp14">
+<w:endnotes xmlns:wpc="http://schemas.microsoft.com/office/word/2010/wordprocessingCanvas" xmlns:cx="http://schemas.microsoft.com/office/drawing/2014/chartex" xmlns:cx1="http://schemas.microsoft.com/office/drawing/2015/9/8/chartex" xmlns:cx2="http://schemas.microsoft.com/office/drawing/2015/10/21/chartex" xmlns:cx3="http://schemas.microsoft.com/office/drawing/2016/5/9/chartex" xmlns:cx4="http://schemas.microsoft.com/office/drawing/2016/5/10/chartex" xmlns:cx5="http://schemas.microsoft.com/office/drawing/2016/5/11/chartex" xmlns:cx6="http://schemas.microsoft.com/office/drawing/2016/5/12/chartex" xmlns:cx7="http://schemas.microsoft.com/office/drawing/2016/5/13/chartex" xmlns:cx8="http://schemas.microsoft.com/office/drawing/2016/5/14/chartex" xmlns:mc="http://schemas.openxmlformats.org/markup-compatibility/2006" xmlns:aink="http://schemas.microsoft.com/office/drawing/2016/ink" xmlns:am3d="http://schemas.microsoft.com/office/drawing/2017/model3d" xmlns:o="urn:schemas-microsoft-com:office:office" xmlns:r="http://schemas.openxmlformats.org/officeDocument/2006/relationships" xmlns:m="http://schemas.openxmlformats.org/officeDocument/2006/math" xmlns:v="urn:schemas-microsoft-com:vml" xmlns:wp14="http://schemas.microsoft.com/office/word/2010/wordprocessingDrawing" xmlns:wp="http://schemas.openxmlformats.org/drawingml/2006/wordprocessingDrawing" xmlns:w10="urn:schemas-microsoft-com:office:word" xmlns:w="http://schemas.openxmlformats.org/wordprocessingml/2006/main" xmlns:w14="http://schemas.microsoft.com/office/word/2010/wordml" xmlns:w15="http://schemas.microsoft.com/office/word/2012/wordml" xmlns:w16cex="http://schemas.microsoft.com/office/word/2018/wordml/cex" xmlns:w16cid="http://schemas.microsoft.com/office/word/2016/wordml/cid" xmlns:w16="http://schemas.microsoft.com/office/word/2018/wordml" xmlns:w16sdtdh="http://schemas.microsoft.com/office/word/2020/wordml/sdtdatahash" xmlns:w16se="http://schemas.microsoft.com/office/word/2015/wordml/symex" xmlns:wpg="http://schemas.microsoft.com/office/word/2010/wordprocessingGroup" xmlns:wpi="http://schemas.microsoft.com/office/word/2010/wordprocessingInk" xmlns:wne="http://schemas.microsoft.com/office/word/2006/wordml" xmlns:wps="http://schemas.microsoft.com/office/word/2010/wordprocessingShape" mc:Ignorable="w14 w15 w16se w16cid w16 w16cex w16sdtdh wp14">
   <w:endnote w:type="separator" w:id="-1">
     <w:p>
       <w:r>
@@ -2870,7 +3190,7 @@
 </file>
 
 <file path=word/footnotes.xml><?xml version="1.0" encoding="utf-8"?>
-<w:footnotes xmlns:wpc="http://schemas.microsoft.com/office/word/2010/wordprocessingCanvas" xmlns:cx="http://schemas.microsoft.com/office/drawing/2014/chartex" xmlns:cx1="http://schemas.microsoft.com/office/drawing/2015/9/8/chartex" xmlns:cx2="http://schemas.microsoft.com/office/drawing/2015/10/21/chartex" xmlns:cx3="http://schemas.microsoft.com/office/drawing/2016/5/9/chartex" xmlns:cx4="http://schemas.microsoft.com/office/drawing/2016/5/10/chartex" xmlns:cx5="http://schemas.microsoft.com/office/drawing/2016/5/11/chartex" xmlns:cx6="http://schemas.microsoft.com/office/drawing/2016/5/12/chartex" xmlns:cx7="http://schemas.microsoft.com/office/drawing/2016/5/13/chartex" xmlns:cx8="http://schemas.microsoft.com/office/drawing/2016/5/14/chartex" xmlns:mc="http://schemas.openxmlformats.org/markup-compatibility/2006" xmlns:aink="http://schemas.microsoft.com/office/drawing/2016/ink" xmlns:am3d="http://schemas.microsoft.com/office/drawing/2017/model3d" xmlns:o="urn:schemas-microsoft-com:office:office" xmlns:oel="http://schemas.microsoft.com/office/2019/extlst" xmlns:r="http://schemas.openxmlformats.org/officeDocument/2006/relationships" xmlns:m="http://schemas.openxmlformats.org/officeDocument/2006/math" xmlns:v="urn:schemas-microsoft-com:vml" xmlns:wp14="http://schemas.microsoft.com/office/word/2010/wordprocessingDrawing" xmlns:wp="http://schemas.openxmlformats.org/drawingml/2006/wordprocessingDrawing" xmlns:w10="urn:schemas-microsoft-com:office:word" xmlns:w="http://schemas.openxmlformats.org/wordprocessingml/2006/main" xmlns:w14="http://schemas.microsoft.com/office/word/2010/wordml" xmlns:w15="http://schemas.microsoft.com/office/word/2012/wordml" xmlns:w16cex="http://schemas.microsoft.com/office/word/2018/wordml/cex" xmlns:w16cid="http://schemas.microsoft.com/office/word/2016/wordml/cid" xmlns:w16="http://schemas.microsoft.com/office/word/2018/wordml" xmlns:w16du="http://schemas.microsoft.com/office/word/2023/wordml/word16du" xmlns:w16sdtdh="http://schemas.microsoft.com/office/word/2020/wordml/sdtdatahash" xmlns:w16sdtfl="http://schemas.microsoft.com/office/word/2024/wordml/sdtformatlock" xmlns:w16se="http://schemas.microsoft.com/office/word/2015/wordml/symex" xmlns:wpg="http://schemas.microsoft.com/office/word/2010/wordprocessingGroup" xmlns:wpi="http://schemas.microsoft.com/office/word/2010/wordprocessingInk" xmlns:wne="http://schemas.microsoft.com/office/word/2006/wordml" xmlns:wps="http://schemas.microsoft.com/office/word/2010/wordprocessingShape" mc:Ignorable="w14 w15 w16se w16cid w16 w16cex w16sdtdh w16sdtfl w16du wp14">
+<w:footnotes xmlns:wpc="http://schemas.microsoft.com/office/word/2010/wordprocessingCanvas" xmlns:cx="http://schemas.microsoft.com/office/drawing/2014/chartex" xmlns:cx1="http://schemas.microsoft.com/office/drawing/2015/9/8/chartex" xmlns:cx2="http://schemas.microsoft.com/office/drawing/2015/10/21/chartex" xmlns:cx3="http://schemas.microsoft.com/office/drawing/2016/5/9/chartex" xmlns:cx4="http://schemas.microsoft.com/office/drawing/2016/5/10/chartex" xmlns:cx5="http://schemas.microsoft.com/office/drawing/2016/5/11/chartex" xmlns:cx6="http://schemas.microsoft.com/office/drawing/2016/5/12/chartex" xmlns:cx7="http://schemas.microsoft.com/office/drawing/2016/5/13/chartex" xmlns:cx8="http://schemas.microsoft.com/office/drawing/2016/5/14/chartex" xmlns:mc="http://schemas.openxmlformats.org/markup-compatibility/2006" xmlns:aink="http://schemas.microsoft.com/office/drawing/2016/ink" xmlns:am3d="http://schemas.microsoft.com/office/drawing/2017/model3d" xmlns:o="urn:schemas-microsoft-com:office:office" xmlns:r="http://schemas.openxmlformats.org/officeDocument/2006/relationships" xmlns:m="http://schemas.openxmlformats.org/officeDocument/2006/math" xmlns:v="urn:schemas-microsoft-com:vml" xmlns:wp14="http://schemas.microsoft.com/office/word/2010/wordprocessingDrawing" xmlns:wp="http://schemas.openxmlformats.org/drawingml/2006/wordprocessingDrawing" xmlns:w10="urn:schemas-microsoft-com:office:word" xmlns:w="http://schemas.openxmlformats.org/wordprocessingml/2006/main" xmlns:w14="http://schemas.microsoft.com/office/word/2010/wordml" xmlns:w15="http://schemas.microsoft.com/office/word/2012/wordml" xmlns:w16cex="http://schemas.microsoft.com/office/word/2018/wordml/cex" xmlns:w16cid="http://schemas.microsoft.com/office/word/2016/wordml/cid" xmlns:w16="http://schemas.microsoft.com/office/word/2018/wordml" xmlns:w16sdtdh="http://schemas.microsoft.com/office/word/2020/wordml/sdtdatahash" xmlns:w16se="http://schemas.microsoft.com/office/word/2015/wordml/symex" xmlns:wpg="http://schemas.microsoft.com/office/word/2010/wordprocessingGroup" xmlns:wpi="http://schemas.microsoft.com/office/word/2010/wordprocessingInk" xmlns:wne="http://schemas.microsoft.com/office/word/2006/wordml" xmlns:wps="http://schemas.microsoft.com/office/word/2010/wordprocessingShape" mc:Ignorable="w14 w15 w16se w16cid w16 w16cex w16sdtdh wp14">
   <w:footnote w:type="separator" w:id="-1">
     <w:p>
       <w:r>
@@ -2889,7 +3209,7 @@
 </file>
 
 <file path=word/numbering.xml><?xml version="1.0" encoding="utf-8"?>
-<w:numbering xmlns:wpc="http://schemas.microsoft.com/office/word/2010/wordprocessingCanvas" xmlns:cx="http://schemas.microsoft.com/office/drawing/2014/chartex" xmlns:cx1="http://schemas.microsoft.com/office/drawing/2015/9/8/chartex" xmlns:cx2="http://schemas.microsoft.com/office/drawing/2015/10/21/chartex" xmlns:cx3="http://schemas.microsoft.com/office/drawing/2016/5/9/chartex" xmlns:cx4="http://schemas.microsoft.com/office/drawing/2016/5/10/chartex" xmlns:cx5="http://schemas.microsoft.com/office/drawing/2016/5/11/chartex" xmlns:cx6="http://schemas.microsoft.com/office/drawing/2016/5/12/chartex" xmlns:cx7="http://schemas.microsoft.com/office/drawing/2016/5/13/chartex" xmlns:cx8="http://schemas.microsoft.com/office/drawing/2016/5/14/chartex" xmlns:mc="http://schemas.openxmlformats.org/markup-compatibility/2006" xmlns:aink="http://schemas.microsoft.com/office/drawing/2016/ink" xmlns:am3d="http://schemas.microsoft.com/office/drawing/2017/model3d" xmlns:o="urn:schemas-microsoft-com:office:office" xmlns:oel="http://schemas.microsoft.com/office/2019/extlst" xmlns:r="http://schemas.openxmlformats.org/officeDocument/2006/relationships" xmlns:m="http://schemas.openxmlformats.org/officeDocument/2006/math" xmlns:v="urn:schemas-microsoft-com:vml" xmlns:wp14="http://schemas.microsoft.com/office/word/2010/wordprocessingDrawing" xmlns:wp="http://schemas.openxmlformats.org/drawingml/2006/wordprocessingDrawing" xmlns:w10="urn:schemas-microsoft-com:office:word" xmlns:w="http://schemas.openxmlformats.org/wordprocessingml/2006/main" xmlns:w14="http://schemas.microsoft.com/office/word/2010/wordml" xmlns:w15="http://schemas.microsoft.com/office/word/2012/wordml" xmlns:w16cex="http://schemas.microsoft.com/office/word/2018/wordml/cex" xmlns:w16cid="http://schemas.microsoft.com/office/word/2016/wordml/cid" xmlns:w16="http://schemas.microsoft.com/office/word/2018/wordml" xmlns:w16du="http://schemas.microsoft.com/office/word/2023/wordml/word16du" xmlns:w16sdtdh="http://schemas.microsoft.com/office/word/2020/wordml/sdtdatahash" xmlns:w16sdtfl="http://schemas.microsoft.com/office/word/2024/wordml/sdtformatlock" xmlns:w16se="http://schemas.microsoft.com/office/word/2015/wordml/symex" xmlns:wpg="http://schemas.microsoft.com/office/word/2010/wordprocessingGroup" xmlns:wpi="http://schemas.microsoft.com/office/word/2010/wordprocessingInk" xmlns:wne="http://schemas.microsoft.com/office/word/2006/wordml" xmlns:wps="http://schemas.microsoft.com/office/word/2010/wordprocessingShape" mc:Ignorable="w14 w15 w16se w16cid w16 w16cex w16sdtdh w16sdtfl w16du wp14">
+<w:numbering xmlns:wpc="http://schemas.microsoft.com/office/word/2010/wordprocessingCanvas" xmlns:cx="http://schemas.microsoft.com/office/drawing/2014/chartex" xmlns:cx1="http://schemas.microsoft.com/office/drawing/2015/9/8/chartex" xmlns:cx2="http://schemas.microsoft.com/office/drawing/2015/10/21/chartex" xmlns:cx3="http://schemas.microsoft.com/office/drawing/2016/5/9/chartex" xmlns:cx4="http://schemas.microsoft.com/office/drawing/2016/5/10/chartex" xmlns:cx5="http://schemas.microsoft.com/office/drawing/2016/5/11/chartex" xmlns:cx6="http://schemas.microsoft.com/office/drawing/2016/5/12/chartex" xmlns:cx7="http://schemas.microsoft.com/office/drawing/2016/5/13/chartex" xmlns:cx8="http://schemas.microsoft.com/office/drawing/2016/5/14/chartex" xmlns:mc="http://schemas.openxmlformats.org/markup-compatibility/2006" xmlns:aink="http://schemas.microsoft.com/office/drawing/2016/ink" xmlns:am3d="http://schemas.microsoft.com/office/drawing/2017/model3d" xmlns:o="urn:schemas-microsoft-com:office:office" xmlns:r="http://schemas.openxmlformats.org/officeDocument/2006/relationships" xmlns:m="http://schemas.openxmlformats.org/officeDocument/2006/math" xmlns:v="urn:schemas-microsoft-com:vml" xmlns:wp14="http://schemas.microsoft.com/office/word/2010/wordprocessingDrawing" xmlns:wp="http://schemas.openxmlformats.org/drawingml/2006/wordprocessingDrawing" xmlns:w10="urn:schemas-microsoft-com:office:word" xmlns:w="http://schemas.openxmlformats.org/wordprocessingml/2006/main" xmlns:w14="http://schemas.microsoft.com/office/word/2010/wordml" xmlns:w15="http://schemas.microsoft.com/office/word/2012/wordml" xmlns:w16cex="http://schemas.microsoft.com/office/word/2018/wordml/cex" xmlns:w16cid="http://schemas.microsoft.com/office/word/2016/wordml/cid" xmlns:w16="http://schemas.microsoft.com/office/word/2018/wordml" xmlns:w16sdtdh="http://schemas.microsoft.com/office/word/2020/wordml/sdtdatahash" xmlns:w16se="http://schemas.microsoft.com/office/word/2015/wordml/symex" xmlns:wpg="http://schemas.microsoft.com/office/word/2010/wordprocessingGroup" xmlns:wpi="http://schemas.microsoft.com/office/word/2010/wordprocessingInk" xmlns:wne="http://schemas.microsoft.com/office/word/2006/wordml" xmlns:wps="http://schemas.microsoft.com/office/word/2010/wordprocessingShape" mc:Ignorable="w14 w15 w16se w16cid w16 w16cex w16sdtdh wp14">
   <w:abstractNum w:abstractNumId="0" w15:restartNumberingAfterBreak="0">
     <w:nsid w:val="02F81A67"/>
     <w:multiLevelType w:val="multilevel"/>
@@ -3669,6 +3989,92 @@
     </w:lvl>
   </w:abstractNum>
   <w:abstractNum w:abstractNumId="8" w15:restartNumberingAfterBreak="0">
+    <w:nsid w:val="1F158D64"/>
+    <w:multiLevelType w:val="hybridMultilevel"/>
+    <w:tmpl w:val="05863FEC"/>
+    <w:lvl w:ilvl="0" w:tplc="100A000F">
+      <w:start w:val="1"/>
+      <w:numFmt w:val="decimal"/>
+      <w:lvlText w:val="%1."/>
+      <w:lvlJc w:val="left"/>
+      <w:pPr>
+        <w:ind w:left="720" w:hanging="360"/>
+      </w:pPr>
+    </w:lvl>
+    <w:lvl w:ilvl="1" w:tplc="100A0019" w:tentative="1">
+      <w:start w:val="1"/>
+      <w:numFmt w:val="lowerLetter"/>
+      <w:lvlText w:val="%2."/>
+      <w:lvlJc w:val="left"/>
+      <w:pPr>
+        <w:ind w:left="1440" w:hanging="360"/>
+      </w:pPr>
+    </w:lvl>
+    <w:lvl w:ilvl="2" w:tplc="100A001B" w:tentative="1">
+      <w:start w:val="1"/>
+      <w:numFmt w:val="lowerRoman"/>
+      <w:lvlText w:val="%3."/>
+      <w:lvlJc w:val="right"/>
+      <w:pPr>
+        <w:ind w:left="2160" w:hanging="180"/>
+      </w:pPr>
+    </w:lvl>
+    <w:lvl w:ilvl="3" w:tplc="100A000F" w:tentative="1">
+      <w:start w:val="1"/>
+      <w:numFmt w:val="decimal"/>
+      <w:lvlText w:val="%4."/>
+      <w:lvlJc w:val="left"/>
+      <w:pPr>
+        <w:ind w:left="2880" w:hanging="360"/>
+      </w:pPr>
+    </w:lvl>
+    <w:lvl w:ilvl="4" w:tplc="100A0019" w:tentative="1">
+      <w:start w:val="1"/>
+      <w:numFmt w:val="lowerLetter"/>
+      <w:lvlText w:val="%5."/>
+      <w:lvlJc w:val="left"/>
+      <w:pPr>
+        <w:ind w:left="3600" w:hanging="360"/>
+      </w:pPr>
+    </w:lvl>
+    <w:lvl w:ilvl="5" w:tplc="100A001B" w:tentative="1">
+      <w:start w:val="1"/>
+      <w:numFmt w:val="lowerRoman"/>
+      <w:lvlText w:val="%6."/>
+      <w:lvlJc w:val="right"/>
+      <w:pPr>
+        <w:ind w:left="4320" w:hanging="180"/>
+      </w:pPr>
+    </w:lvl>
+    <w:lvl w:ilvl="6" w:tplc="100A000F" w:tentative="1">
+      <w:start w:val="1"/>
+      <w:numFmt w:val="decimal"/>
+      <w:lvlText w:val="%7."/>
+      <w:lvlJc w:val="left"/>
+      <w:pPr>
+        <w:ind w:left="5040" w:hanging="360"/>
+      </w:pPr>
+    </w:lvl>
+    <w:lvl w:ilvl="7" w:tplc="100A0019" w:tentative="1">
+      <w:start w:val="1"/>
+      <w:numFmt w:val="lowerLetter"/>
+      <w:lvlText w:val="%8."/>
+      <w:lvlJc w:val="left"/>
+      <w:pPr>
+        <w:ind w:left="5760" w:hanging="360"/>
+      </w:pPr>
+    </w:lvl>
+    <w:lvl w:ilvl="8" w:tplc="100A001B" w:tentative="1">
+      <w:start w:val="1"/>
+      <w:numFmt w:val="lowerRoman"/>
+      <w:lvlText w:val="%9."/>
+      <w:lvlJc w:val="right"/>
+      <w:pPr>
+        <w:ind w:left="6480" w:hanging="180"/>
+      </w:pPr>
+    </w:lvl>
+  </w:abstractNum>
+  <w:abstractNum w:abstractNumId="9" w15:restartNumberingAfterBreak="0">
     <w:nsid w:val="1F390D10"/>
     <w:multiLevelType w:val="singleLevel"/>
     <w:tmpl w:val="4D90F492"/>
@@ -3683,7 +4089,7 @@
       </w:pPr>
     </w:lvl>
   </w:abstractNum>
-  <w:abstractNum w:abstractNumId="9" w15:restartNumberingAfterBreak="0">
+  <w:abstractNum w:abstractNumId="10" w15:restartNumberingAfterBreak="0">
     <w:nsid w:val="2EAD69B2"/>
     <w:multiLevelType w:val="singleLevel"/>
     <w:tmpl w:val="4D90F492"/>
@@ -3698,7 +4104,7 @@
       </w:pPr>
     </w:lvl>
   </w:abstractNum>
-  <w:abstractNum w:abstractNumId="10" w15:restartNumberingAfterBreak="0">
+  <w:abstractNum w:abstractNumId="11" w15:restartNumberingAfterBreak="0">
     <w:nsid w:val="3A0A5BE7"/>
     <w:multiLevelType w:val="hybridMultilevel"/>
     <w:tmpl w:val="0AA0074A"/>
@@ -3787,7 +4193,7 @@
       </w:pPr>
     </w:lvl>
   </w:abstractNum>
-  <w:abstractNum w:abstractNumId="11" w15:restartNumberingAfterBreak="0">
+  <w:abstractNum w:abstractNumId="12" w15:restartNumberingAfterBreak="0">
     <w:nsid w:val="3D216DD9"/>
     <w:multiLevelType w:val="hybridMultilevel"/>
     <w:tmpl w:val="61B6E42C"/>
@@ -3876,7 +4282,7 @@
       </w:pPr>
     </w:lvl>
   </w:abstractNum>
-  <w:abstractNum w:abstractNumId="12" w15:restartNumberingAfterBreak="0">
+  <w:abstractNum w:abstractNumId="13" w15:restartNumberingAfterBreak="0">
     <w:nsid w:val="3D441E1C"/>
     <w:multiLevelType w:val="multilevel"/>
     <w:tmpl w:val="0409001F"/>
@@ -3965,7 +4371,7 @@
       </w:pPr>
     </w:lvl>
   </w:abstractNum>
-  <w:abstractNum w:abstractNumId="13" w15:restartNumberingAfterBreak="0">
+  <w:abstractNum w:abstractNumId="14" w15:restartNumberingAfterBreak="0">
     <w:nsid w:val="433C1667"/>
     <w:multiLevelType w:val="hybridMultilevel"/>
     <w:tmpl w:val="29CCE532"/>
@@ -4051,7 +4457,7 @@
       </w:pPr>
     </w:lvl>
   </w:abstractNum>
-  <w:abstractNum w:abstractNumId="14" w15:restartNumberingAfterBreak="0">
+  <w:abstractNum w:abstractNumId="15" w15:restartNumberingAfterBreak="0">
     <w:nsid w:val="468E7701"/>
     <w:multiLevelType w:val="multilevel"/>
     <w:tmpl w:val="85A0DEC6"/>
@@ -4200,7 +4606,7 @@
       </w:rPr>
     </w:lvl>
   </w:abstractNum>
-  <w:abstractNum w:abstractNumId="15" w15:restartNumberingAfterBreak="0">
+  <w:abstractNum w:abstractNumId="16" w15:restartNumberingAfterBreak="0">
     <w:nsid w:val="47571CF2"/>
     <w:multiLevelType w:val="hybridMultilevel"/>
     <w:tmpl w:val="FEBADBA0"/>
@@ -4286,7 +4692,93 @@
       </w:pPr>
     </w:lvl>
   </w:abstractNum>
-  <w:abstractNum w:abstractNumId="16" w15:restartNumberingAfterBreak="0">
+  <w:abstractNum w:abstractNumId="17" w15:restartNumberingAfterBreak="0">
+    <w:nsid w:val="4A7C3380"/>
+    <w:multiLevelType w:val="hybridMultilevel"/>
+    <w:tmpl w:val="D0A860FE"/>
+    <w:lvl w:ilvl="0" w:tplc="580A0017">
+      <w:start w:val="1"/>
+      <w:numFmt w:val="lowerLetter"/>
+      <w:lvlText w:val="%1)"/>
+      <w:lvlJc w:val="left"/>
+      <w:pPr>
+        <w:ind w:left="1440" w:hanging="360"/>
+      </w:pPr>
+    </w:lvl>
+    <w:lvl w:ilvl="1" w:tplc="580A0019" w:tentative="1">
+      <w:start w:val="1"/>
+      <w:numFmt w:val="lowerLetter"/>
+      <w:lvlText w:val="%2."/>
+      <w:lvlJc w:val="left"/>
+      <w:pPr>
+        <w:ind w:left="2160" w:hanging="360"/>
+      </w:pPr>
+    </w:lvl>
+    <w:lvl w:ilvl="2" w:tplc="580A001B" w:tentative="1">
+      <w:start w:val="1"/>
+      <w:numFmt w:val="lowerRoman"/>
+      <w:lvlText w:val="%3."/>
+      <w:lvlJc w:val="right"/>
+      <w:pPr>
+        <w:ind w:left="2880" w:hanging="180"/>
+      </w:pPr>
+    </w:lvl>
+    <w:lvl w:ilvl="3" w:tplc="580A000F" w:tentative="1">
+      <w:start w:val="1"/>
+      <w:numFmt w:val="decimal"/>
+      <w:lvlText w:val="%4."/>
+      <w:lvlJc w:val="left"/>
+      <w:pPr>
+        <w:ind w:left="3600" w:hanging="360"/>
+      </w:pPr>
+    </w:lvl>
+    <w:lvl w:ilvl="4" w:tplc="580A0019" w:tentative="1">
+      <w:start w:val="1"/>
+      <w:numFmt w:val="lowerLetter"/>
+      <w:lvlText w:val="%5."/>
+      <w:lvlJc w:val="left"/>
+      <w:pPr>
+        <w:ind w:left="4320" w:hanging="360"/>
+      </w:pPr>
+    </w:lvl>
+    <w:lvl w:ilvl="5" w:tplc="580A001B" w:tentative="1">
+      <w:start w:val="1"/>
+      <w:numFmt w:val="lowerRoman"/>
+      <w:lvlText w:val="%6."/>
+      <w:lvlJc w:val="right"/>
+      <w:pPr>
+        <w:ind w:left="5040" w:hanging="180"/>
+      </w:pPr>
+    </w:lvl>
+    <w:lvl w:ilvl="6" w:tplc="580A000F" w:tentative="1">
+      <w:start w:val="1"/>
+      <w:numFmt w:val="decimal"/>
+      <w:lvlText w:val="%7."/>
+      <w:lvlJc w:val="left"/>
+      <w:pPr>
+        <w:ind w:left="5760" w:hanging="360"/>
+      </w:pPr>
+    </w:lvl>
+    <w:lvl w:ilvl="7" w:tplc="580A0019" w:tentative="1">
+      <w:start w:val="1"/>
+      <w:numFmt w:val="lowerLetter"/>
+      <w:lvlText w:val="%8."/>
+      <w:lvlJc w:val="left"/>
+      <w:pPr>
+        <w:ind w:left="6480" w:hanging="360"/>
+      </w:pPr>
+    </w:lvl>
+    <w:lvl w:ilvl="8" w:tplc="580A001B" w:tentative="1">
+      <w:start w:val="1"/>
+      <w:numFmt w:val="lowerRoman"/>
+      <w:lvlText w:val="%9."/>
+      <w:lvlJc w:val="right"/>
+      <w:pPr>
+        <w:ind w:left="7200" w:hanging="180"/>
+      </w:pPr>
+    </w:lvl>
+  </w:abstractNum>
+  <w:abstractNum w:abstractNumId="18" w15:restartNumberingAfterBreak="0">
     <w:nsid w:val="4E5005E9"/>
     <w:multiLevelType w:val="hybridMultilevel"/>
     <w:tmpl w:val="97AAC656"/>
@@ -4375,7 +4867,93 @@
       </w:pPr>
     </w:lvl>
   </w:abstractNum>
-  <w:abstractNum w:abstractNumId="17" w15:restartNumberingAfterBreak="0">
+  <w:abstractNum w:abstractNumId="19" w15:restartNumberingAfterBreak="0">
+    <w:nsid w:val="577327F9"/>
+    <w:multiLevelType w:val="hybridMultilevel"/>
+    <w:tmpl w:val="1FF8E2B4"/>
+    <w:lvl w:ilvl="0" w:tplc="100A000F">
+      <w:start w:val="1"/>
+      <w:numFmt w:val="decimal"/>
+      <w:lvlText w:val="%1."/>
+      <w:lvlJc w:val="left"/>
+      <w:pPr>
+        <w:ind w:left="720" w:hanging="360"/>
+      </w:pPr>
+    </w:lvl>
+    <w:lvl w:ilvl="1" w:tplc="100A0019" w:tentative="1">
+      <w:start w:val="1"/>
+      <w:numFmt w:val="lowerLetter"/>
+      <w:lvlText w:val="%2."/>
+      <w:lvlJc w:val="left"/>
+      <w:pPr>
+        <w:ind w:left="1440" w:hanging="360"/>
+      </w:pPr>
+    </w:lvl>
+    <w:lvl w:ilvl="2" w:tplc="100A001B" w:tentative="1">
+      <w:start w:val="1"/>
+      <w:numFmt w:val="lowerRoman"/>
+      <w:lvlText w:val="%3."/>
+      <w:lvlJc w:val="right"/>
+      <w:pPr>
+        <w:ind w:left="2160" w:hanging="180"/>
+      </w:pPr>
+    </w:lvl>
+    <w:lvl w:ilvl="3" w:tplc="100A000F" w:tentative="1">
+      <w:start w:val="1"/>
+      <w:numFmt w:val="decimal"/>
+      <w:lvlText w:val="%4."/>
+      <w:lvlJc w:val="left"/>
+      <w:pPr>
+        <w:ind w:left="2880" w:hanging="360"/>
+      </w:pPr>
+    </w:lvl>
+    <w:lvl w:ilvl="4" w:tplc="100A0019" w:tentative="1">
+      <w:start w:val="1"/>
+      <w:numFmt w:val="lowerLetter"/>
+      <w:lvlText w:val="%5."/>
+      <w:lvlJc w:val="left"/>
+      <w:pPr>
+        <w:ind w:left="3600" w:hanging="360"/>
+      </w:pPr>
+    </w:lvl>
+    <w:lvl w:ilvl="5" w:tplc="100A001B" w:tentative="1">
+      <w:start w:val="1"/>
+      <w:numFmt w:val="lowerRoman"/>
+      <w:lvlText w:val="%6."/>
+      <w:lvlJc w:val="right"/>
+      <w:pPr>
+        <w:ind w:left="4320" w:hanging="180"/>
+      </w:pPr>
+    </w:lvl>
+    <w:lvl w:ilvl="6" w:tplc="100A000F" w:tentative="1">
+      <w:start w:val="1"/>
+      <w:numFmt w:val="decimal"/>
+      <w:lvlText w:val="%7."/>
+      <w:lvlJc w:val="left"/>
+      <w:pPr>
+        <w:ind w:left="5040" w:hanging="360"/>
+      </w:pPr>
+    </w:lvl>
+    <w:lvl w:ilvl="7" w:tplc="100A0019" w:tentative="1">
+      <w:start w:val="1"/>
+      <w:numFmt w:val="lowerLetter"/>
+      <w:lvlText w:val="%8."/>
+      <w:lvlJc w:val="left"/>
+      <w:pPr>
+        <w:ind w:left="5760" w:hanging="360"/>
+      </w:pPr>
+    </w:lvl>
+    <w:lvl w:ilvl="8" w:tplc="100A001B" w:tentative="1">
+      <w:start w:val="1"/>
+      <w:numFmt w:val="lowerRoman"/>
+      <w:lvlText w:val="%9."/>
+      <w:lvlJc w:val="right"/>
+      <w:pPr>
+        <w:ind w:left="6480" w:hanging="180"/>
+      </w:pPr>
+    </w:lvl>
+  </w:abstractNum>
+  <w:abstractNum w:abstractNumId="20" w15:restartNumberingAfterBreak="0">
     <w:nsid w:val="5C8A5CBA"/>
     <w:multiLevelType w:val="hybridMultilevel"/>
     <w:tmpl w:val="05863FEC"/>
@@ -4461,7 +5039,93 @@
       </w:pPr>
     </w:lvl>
   </w:abstractNum>
-  <w:abstractNum w:abstractNumId="18" w15:restartNumberingAfterBreak="0">
+  <w:abstractNum w:abstractNumId="21" w15:restartNumberingAfterBreak="0">
+    <w:nsid w:val="5FD8CB13"/>
+    <w:multiLevelType w:val="hybridMultilevel"/>
+    <w:tmpl w:val="05863FEC"/>
+    <w:lvl w:ilvl="0" w:tplc="100A000F">
+      <w:start w:val="1"/>
+      <w:numFmt w:val="decimal"/>
+      <w:lvlText w:val="%1."/>
+      <w:lvlJc w:val="left"/>
+      <w:pPr>
+        <w:ind w:left="720" w:hanging="360"/>
+      </w:pPr>
+    </w:lvl>
+    <w:lvl w:ilvl="1" w:tplc="100A0019" w:tentative="1">
+      <w:start w:val="1"/>
+      <w:numFmt w:val="lowerLetter"/>
+      <w:lvlText w:val="%2."/>
+      <w:lvlJc w:val="left"/>
+      <w:pPr>
+        <w:ind w:left="1440" w:hanging="360"/>
+      </w:pPr>
+    </w:lvl>
+    <w:lvl w:ilvl="2" w:tplc="100A001B" w:tentative="1">
+      <w:start w:val="1"/>
+      <w:numFmt w:val="lowerRoman"/>
+      <w:lvlText w:val="%3."/>
+      <w:lvlJc w:val="right"/>
+      <w:pPr>
+        <w:ind w:left="2160" w:hanging="180"/>
+      </w:pPr>
+    </w:lvl>
+    <w:lvl w:ilvl="3" w:tplc="100A000F" w:tentative="1">
+      <w:start w:val="1"/>
+      <w:numFmt w:val="decimal"/>
+      <w:lvlText w:val="%4."/>
+      <w:lvlJc w:val="left"/>
+      <w:pPr>
+        <w:ind w:left="2880" w:hanging="360"/>
+      </w:pPr>
+    </w:lvl>
+    <w:lvl w:ilvl="4" w:tplc="100A0019" w:tentative="1">
+      <w:start w:val="1"/>
+      <w:numFmt w:val="lowerLetter"/>
+      <w:lvlText w:val="%5."/>
+      <w:lvlJc w:val="left"/>
+      <w:pPr>
+        <w:ind w:left="3600" w:hanging="360"/>
+      </w:pPr>
+    </w:lvl>
+    <w:lvl w:ilvl="5" w:tplc="100A001B" w:tentative="1">
+      <w:start w:val="1"/>
+      <w:numFmt w:val="lowerRoman"/>
+      <w:lvlText w:val="%6."/>
+      <w:lvlJc w:val="right"/>
+      <w:pPr>
+        <w:ind w:left="4320" w:hanging="180"/>
+      </w:pPr>
+    </w:lvl>
+    <w:lvl w:ilvl="6" w:tplc="100A000F" w:tentative="1">
+      <w:start w:val="1"/>
+      <w:numFmt w:val="decimal"/>
+      <w:lvlText w:val="%7."/>
+      <w:lvlJc w:val="left"/>
+      <w:pPr>
+        <w:ind w:left="5040" w:hanging="360"/>
+      </w:pPr>
+    </w:lvl>
+    <w:lvl w:ilvl="7" w:tplc="100A0019" w:tentative="1">
+      <w:start w:val="1"/>
+      <w:numFmt w:val="lowerLetter"/>
+      <w:lvlText w:val="%8."/>
+      <w:lvlJc w:val="left"/>
+      <w:pPr>
+        <w:ind w:left="5760" w:hanging="360"/>
+      </w:pPr>
+    </w:lvl>
+    <w:lvl w:ilvl="8" w:tplc="100A001B" w:tentative="1">
+      <w:start w:val="1"/>
+      <w:numFmt w:val="lowerRoman"/>
+      <w:lvlText w:val="%9."/>
+      <w:lvlJc w:val="right"/>
+      <w:pPr>
+        <w:ind w:left="6480" w:hanging="180"/>
+      </w:pPr>
+    </w:lvl>
+  </w:abstractNum>
+  <w:abstractNum w:abstractNumId="22" w15:restartNumberingAfterBreak="0">
     <w:nsid w:val="70926623"/>
     <w:multiLevelType w:val="hybridMultilevel"/>
     <w:tmpl w:val="59F69580"/>
@@ -4550,7 +5214,7 @@
       </w:pPr>
     </w:lvl>
   </w:abstractNum>
-  <w:abstractNum w:abstractNumId="19" w15:restartNumberingAfterBreak="0">
+  <w:abstractNum w:abstractNumId="23" w15:restartNumberingAfterBreak="0">
     <w:nsid w:val="73112FDD"/>
     <w:multiLevelType w:val="hybridMultilevel"/>
     <w:tmpl w:val="FEBADBA0"/>
@@ -4636,7 +5300,7 @@
       </w:pPr>
     </w:lvl>
   </w:abstractNum>
-  <w:abstractNum w:abstractNumId="20" w15:restartNumberingAfterBreak="0">
+  <w:abstractNum w:abstractNumId="24" w15:restartNumberingAfterBreak="0">
     <w:nsid w:val="757B3DE1"/>
     <w:multiLevelType w:val="hybridMultilevel"/>
     <w:tmpl w:val="97AAC656"/>
@@ -4725,7 +5389,7 @@
       </w:pPr>
     </w:lvl>
   </w:abstractNum>
-  <w:abstractNum w:abstractNumId="21" w15:restartNumberingAfterBreak="0">
+  <w:abstractNum w:abstractNumId="25" w15:restartNumberingAfterBreak="0">
     <w:nsid w:val="77F5392A"/>
     <w:multiLevelType w:val="hybridMultilevel"/>
     <w:tmpl w:val="6E72A7EA"/>
@@ -4814,7 +5478,7 @@
       </w:pPr>
     </w:lvl>
   </w:abstractNum>
-  <w:abstractNum w:abstractNumId="22" w15:restartNumberingAfterBreak="0">
+  <w:abstractNum w:abstractNumId="26" w15:restartNumberingAfterBreak="0">
     <w:nsid w:val="7A492679"/>
     <w:multiLevelType w:val="hybridMultilevel"/>
     <w:tmpl w:val="45E6E7B8"/>
@@ -4903,7 +5567,7 @@
       </w:pPr>
     </w:lvl>
   </w:abstractNum>
-  <w:abstractNum w:abstractNumId="23" w15:restartNumberingAfterBreak="0">
+  <w:abstractNum w:abstractNumId="27" w15:restartNumberingAfterBreak="0">
     <w:nsid w:val="7EA42152"/>
     <w:multiLevelType w:val="multilevel"/>
     <w:tmpl w:val="100A001F"/>
@@ -4989,266 +5653,100 @@
       </w:pPr>
     </w:lvl>
   </w:abstractNum>
-  <w:abstractNum w:abstractNumId="24" w15:restartNumberingAfterBreak="0">
-    <w:nsid w:val="1F158D64"/>
-    <w:multiLevelType w:val="hybridMultilevel"/>
-    <w:tmpl w:val="05863FEC"/>
-    <w:lvl w:ilvl="0" w:tplc="100A000F">
-      <w:start w:val="1"/>
-      <w:numFmt w:val="decimal"/>
-      <w:lvlText w:val="%1."/>
-      <w:lvlJc w:val="left"/>
-      <w:pPr>
-        <w:ind w:left="720" w:hanging="360"/>
-      </w:pPr>
-    </w:lvl>
-    <w:lvl w:ilvl="1" w:tplc="100A0019" w:tentative="1">
-      <w:start w:val="1"/>
-      <w:numFmt w:val="lowerLetter"/>
-      <w:lvlText w:val="%2."/>
-      <w:lvlJc w:val="left"/>
-      <w:pPr>
-        <w:ind w:left="1440" w:hanging="360"/>
-      </w:pPr>
-    </w:lvl>
-    <w:lvl w:ilvl="2" w:tplc="100A001B" w:tentative="1">
-      <w:start w:val="1"/>
-      <w:numFmt w:val="lowerRoman"/>
-      <w:lvlText w:val="%3."/>
-      <w:lvlJc w:val="right"/>
-      <w:pPr>
-        <w:ind w:left="2160" w:hanging="180"/>
-      </w:pPr>
-    </w:lvl>
-    <w:lvl w:ilvl="3" w:tplc="100A000F" w:tentative="1">
-      <w:start w:val="1"/>
-      <w:numFmt w:val="decimal"/>
-      <w:lvlText w:val="%4."/>
-      <w:lvlJc w:val="left"/>
-      <w:pPr>
-        <w:ind w:left="2880" w:hanging="360"/>
-      </w:pPr>
-    </w:lvl>
-    <w:lvl w:ilvl="4" w:tplc="100A0019" w:tentative="1">
-      <w:start w:val="1"/>
-      <w:numFmt w:val="lowerLetter"/>
-      <w:lvlText w:val="%5."/>
-      <w:lvlJc w:val="left"/>
-      <w:pPr>
-        <w:ind w:left="3600" w:hanging="360"/>
-      </w:pPr>
-    </w:lvl>
-    <w:lvl w:ilvl="5" w:tplc="100A001B" w:tentative="1">
-      <w:start w:val="1"/>
-      <w:numFmt w:val="lowerRoman"/>
-      <w:lvlText w:val="%6."/>
-      <w:lvlJc w:val="right"/>
-      <w:pPr>
-        <w:ind w:left="4320" w:hanging="180"/>
-      </w:pPr>
-    </w:lvl>
-    <w:lvl w:ilvl="6" w:tplc="100A000F" w:tentative="1">
-      <w:start w:val="1"/>
-      <w:numFmt w:val="decimal"/>
-      <w:lvlText w:val="%7."/>
-      <w:lvlJc w:val="left"/>
-      <w:pPr>
-        <w:ind w:left="5040" w:hanging="360"/>
-      </w:pPr>
-    </w:lvl>
-    <w:lvl w:ilvl="7" w:tplc="100A0019" w:tentative="1">
-      <w:start w:val="1"/>
-      <w:numFmt w:val="lowerLetter"/>
-      <w:lvlText w:val="%8."/>
-      <w:lvlJc w:val="left"/>
-      <w:pPr>
-        <w:ind w:left="5760" w:hanging="360"/>
-      </w:pPr>
-    </w:lvl>
-    <w:lvl w:ilvl="8" w:tplc="100A001B" w:tentative="1">
-      <w:start w:val="1"/>
-      <w:numFmt w:val="lowerRoman"/>
-      <w:lvlText w:val="%9."/>
-      <w:lvlJc w:val="right"/>
-      <w:pPr>
-        <w:ind w:left="6480" w:hanging="180"/>
-      </w:pPr>
-    </w:lvl>
-  </w:abstractNum>
-  <w:abstractNum w:abstractNumId="25" w15:restartNumberingAfterBreak="0">
-    <w:nsid w:val="5FD8CB13"/>
-    <w:multiLevelType w:val="hybridMultilevel"/>
-    <w:tmpl w:val="05863FEC"/>
-    <w:lvl w:ilvl="0" w:tplc="100A000F">
-      <w:start w:val="1"/>
-      <w:numFmt w:val="decimal"/>
-      <w:lvlText w:val="%1."/>
-      <w:lvlJc w:val="left"/>
-      <w:pPr>
-        <w:ind w:left="720" w:hanging="360"/>
-      </w:pPr>
-    </w:lvl>
-    <w:lvl w:ilvl="1" w:tplc="100A0019" w:tentative="1">
-      <w:start w:val="1"/>
-      <w:numFmt w:val="lowerLetter"/>
-      <w:lvlText w:val="%2."/>
-      <w:lvlJc w:val="left"/>
-      <w:pPr>
-        <w:ind w:left="1440" w:hanging="360"/>
-      </w:pPr>
-    </w:lvl>
-    <w:lvl w:ilvl="2" w:tplc="100A001B" w:tentative="1">
-      <w:start w:val="1"/>
-      <w:numFmt w:val="lowerRoman"/>
-      <w:lvlText w:val="%3."/>
-      <w:lvlJc w:val="right"/>
-      <w:pPr>
-        <w:ind w:left="2160" w:hanging="180"/>
-      </w:pPr>
-    </w:lvl>
-    <w:lvl w:ilvl="3" w:tplc="100A000F" w:tentative="1">
-      <w:start w:val="1"/>
-      <w:numFmt w:val="decimal"/>
-      <w:lvlText w:val="%4."/>
-      <w:lvlJc w:val="left"/>
-      <w:pPr>
-        <w:ind w:left="2880" w:hanging="360"/>
-      </w:pPr>
-    </w:lvl>
-    <w:lvl w:ilvl="4" w:tplc="100A0019" w:tentative="1">
-      <w:start w:val="1"/>
-      <w:numFmt w:val="lowerLetter"/>
-      <w:lvlText w:val="%5."/>
-      <w:lvlJc w:val="left"/>
-      <w:pPr>
-        <w:ind w:left="3600" w:hanging="360"/>
-      </w:pPr>
-    </w:lvl>
-    <w:lvl w:ilvl="5" w:tplc="100A001B" w:tentative="1">
-      <w:start w:val="1"/>
-      <w:numFmt w:val="lowerRoman"/>
-      <w:lvlText w:val="%6."/>
-      <w:lvlJc w:val="right"/>
-      <w:pPr>
-        <w:ind w:left="4320" w:hanging="180"/>
-      </w:pPr>
-    </w:lvl>
-    <w:lvl w:ilvl="6" w:tplc="100A000F" w:tentative="1">
-      <w:start w:val="1"/>
-      <w:numFmt w:val="decimal"/>
-      <w:lvlText w:val="%7."/>
-      <w:lvlJc w:val="left"/>
-      <w:pPr>
-        <w:ind w:left="5040" w:hanging="360"/>
-      </w:pPr>
-    </w:lvl>
-    <w:lvl w:ilvl="7" w:tplc="100A0019" w:tentative="1">
-      <w:start w:val="1"/>
-      <w:numFmt w:val="lowerLetter"/>
-      <w:lvlText w:val="%8."/>
-      <w:lvlJc w:val="left"/>
-      <w:pPr>
-        <w:ind w:left="5760" w:hanging="360"/>
-      </w:pPr>
-    </w:lvl>
-    <w:lvl w:ilvl="8" w:tplc="100A001B" w:tentative="1">
-      <w:start w:val="1"/>
-      <w:numFmt w:val="lowerRoman"/>
-      <w:lvlText w:val="%9."/>
-      <w:lvlJc w:val="right"/>
-      <w:pPr>
-        <w:ind w:left="6480" w:hanging="180"/>
-      </w:pPr>
-    </w:lvl>
-  </w:abstractNum>
-  <w:num w:numId="1" w16cid:durableId="1131938423">
+  <w:num w:numId="1">
+    <w:abstractNumId w:val="15"/>
+  </w:num>
+  <w:num w:numId="2">
+    <w:abstractNumId w:val="2"/>
+  </w:num>
+  <w:num w:numId="3">
+    <w:abstractNumId w:val="0"/>
+  </w:num>
+  <w:num w:numId="4">
+    <w:abstractNumId w:val="13"/>
+  </w:num>
+  <w:num w:numId="5">
+    <w:abstractNumId w:val="10"/>
+  </w:num>
+  <w:num w:numId="6">
+    <w:abstractNumId w:val="9"/>
+  </w:num>
+  <w:num w:numId="7">
+    <w:abstractNumId w:val="5"/>
+  </w:num>
+  <w:num w:numId="8">
+    <w:abstractNumId w:val="7"/>
+  </w:num>
+  <w:num w:numId="9">
+    <w:abstractNumId w:val="11"/>
+  </w:num>
+  <w:num w:numId="10">
+    <w:abstractNumId w:val="26"/>
+  </w:num>
+  <w:num w:numId="11">
+    <w:abstractNumId w:val="18"/>
+  </w:num>
+  <w:num w:numId="12">
+    <w:abstractNumId w:val="1"/>
+  </w:num>
+  <w:num w:numId="13">
+    <w:abstractNumId w:val="12"/>
+  </w:num>
+  <w:num w:numId="14">
+    <w:abstractNumId w:val="22"/>
+  </w:num>
+  <w:num w:numId="15">
+    <w:abstractNumId w:val="25"/>
+  </w:num>
+  <w:num w:numId="16">
+    <w:abstractNumId w:val="24"/>
+  </w:num>
+  <w:num w:numId="17">
+    <w:abstractNumId w:val="27"/>
+  </w:num>
+  <w:num w:numId="18">
+    <w:abstractNumId w:val="4"/>
+  </w:num>
+  <w:num w:numId="19">
     <w:abstractNumId w:val="14"/>
   </w:num>
-  <w:num w:numId="2" w16cid:durableId="1376583901">
-    <w:abstractNumId w:val="2"/>
+  <w:num w:numId="20">
+    <w:abstractNumId w:val="20"/>
   </w:num>
-  <w:num w:numId="3" w16cid:durableId="1464151694">
-    <w:abstractNumId w:val="0"/>
+  <w:num w:numId="21">
+    <w:abstractNumId w:val="6"/>
   </w:num>
-  <w:num w:numId="4" w16cid:durableId="1543901249">
-    <w:abstractNumId w:val="12"/>
+  <w:num w:numId="22">
+    <w:abstractNumId w:val="3"/>
   </w:num>
-  <w:num w:numId="5" w16cid:durableId="115224563">
-    <w:abstractNumId w:val="9"/>
+  <w:num w:numId="23">
+    <w:abstractNumId w:val="23"/>
   </w:num>
-  <w:num w:numId="6" w16cid:durableId="1201670216">
+  <w:num w:numId="24">
+    <w:abstractNumId w:val="16"/>
+  </w:num>
+  <w:num w:numId="25">
     <w:abstractNumId w:val="8"/>
   </w:num>
-  <w:num w:numId="7" w16cid:durableId="236941390">
-    <w:abstractNumId w:val="5"/>
-  </w:num>
-  <w:num w:numId="8" w16cid:durableId="233780535">
-    <w:abstractNumId w:val="7"/>
-  </w:num>
-  <w:num w:numId="9" w16cid:durableId="582225123">
-    <w:abstractNumId w:val="10"/>
-  </w:num>
-  <w:num w:numId="10" w16cid:durableId="1796755495">
-    <w:abstractNumId w:val="22"/>
-  </w:num>
-  <w:num w:numId="11" w16cid:durableId="472331872">
-    <w:abstractNumId w:val="16"/>
-  </w:num>
-  <w:num w:numId="12" w16cid:durableId="324475984">
-    <w:abstractNumId w:val="1"/>
-  </w:num>
-  <w:num w:numId="13" w16cid:durableId="1545020146">
-    <w:abstractNumId w:val="11"/>
-  </w:num>
-  <w:num w:numId="14" w16cid:durableId="1126655990">
-    <w:abstractNumId w:val="18"/>
-  </w:num>
-  <w:num w:numId="15" w16cid:durableId="291132961">
+  <w:num w:numId="26">
     <w:abstractNumId w:val="21"/>
   </w:num>
-  <w:num w:numId="16" w16cid:durableId="233587339">
-    <w:abstractNumId w:val="20"/>
-  </w:num>
-  <w:num w:numId="17" w16cid:durableId="5065302">
-    <w:abstractNumId w:val="23"/>
-  </w:num>
-  <w:num w:numId="18" w16cid:durableId="1701512352">
-    <w:abstractNumId w:val="4"/>
-  </w:num>
-  <w:num w:numId="19" w16cid:durableId="1852141663">
-    <w:abstractNumId w:val="13"/>
-  </w:num>
-  <w:num w:numId="20" w16cid:durableId="1633823818">
+  <w:num w:numId="27">
     <w:abstractNumId w:val="17"/>
   </w:num>
-  <w:num w:numId="21" w16cid:durableId="1683782107">
-    <w:abstractNumId w:val="6"/>
-  </w:num>
-  <w:num w:numId="22" w16cid:durableId="1168522303">
-    <w:abstractNumId w:val="3"/>
-  </w:num>
-  <w:num w:numId="23" w16cid:durableId="1403409673">
+  <w:num w:numId="28">
     <w:abstractNumId w:val="19"/>
-  </w:num>
-  <w:num w:numId="24" w16cid:durableId="355424486">
-    <w:abstractNumId w:val="15"/>
-  </w:num>
-  <w:num w:numId="25" w16cid:durableId="770429909">
-    <w:abstractNumId w:val="24"/>
-  </w:num>
-  <w:num w:numId="26" w16cid:durableId="669536787">
-    <w:abstractNumId w:val="25"/>
   </w:num>
 </w:numbering>
 </file>
 
 <file path=word/styles.xml><?xml version="1.0" encoding="utf-8"?>
-<w:styles xmlns:mc="http://schemas.openxmlformats.org/markup-compatibility/2006" xmlns:r="http://schemas.openxmlformats.org/officeDocument/2006/relationships" xmlns:w="http://schemas.openxmlformats.org/wordprocessingml/2006/main" xmlns:w14="http://schemas.microsoft.com/office/word/2010/wordml" xmlns:w15="http://schemas.microsoft.com/office/word/2012/wordml" xmlns:w16cex="http://schemas.microsoft.com/office/word/2018/wordml/cex" xmlns:w16cid="http://schemas.microsoft.com/office/word/2016/wordml/cid" xmlns:w16="http://schemas.microsoft.com/office/word/2018/wordml" xmlns:w16du="http://schemas.microsoft.com/office/word/2023/wordml/word16du" xmlns:w16sdtdh="http://schemas.microsoft.com/office/word/2020/wordml/sdtdatahash" xmlns:w16sdtfl="http://schemas.microsoft.com/office/word/2024/wordml/sdtformatlock" xmlns:w16se="http://schemas.microsoft.com/office/word/2015/wordml/symex" mc:Ignorable="w14 w15 w16se w16cid w16 w16cex w16sdtdh w16sdtfl w16du">
+<w:styles xmlns:mc="http://schemas.openxmlformats.org/markup-compatibility/2006" xmlns:r="http://schemas.openxmlformats.org/officeDocument/2006/relationships" xmlns:w="http://schemas.openxmlformats.org/wordprocessingml/2006/main" xmlns:w14="http://schemas.microsoft.com/office/word/2010/wordml" xmlns:w15="http://schemas.microsoft.com/office/word/2012/wordml" xmlns:w16cex="http://schemas.microsoft.com/office/word/2018/wordml/cex" xmlns:w16cid="http://schemas.microsoft.com/office/word/2016/wordml/cid" xmlns:w16="http://schemas.microsoft.com/office/word/2018/wordml" xmlns:w16sdtdh="http://schemas.microsoft.com/office/word/2020/wordml/sdtdatahash" xmlns:w16se="http://schemas.microsoft.com/office/word/2015/wordml/symex" mc:Ignorable="w14 w15 w16se w16cid w16 w16cex w16sdtdh">
   <w:docDefaults>
     <w:rPrDefault>
       <w:rPr>
         <w:rFonts w:ascii="Times New Roman" w:eastAsia="Times New Roman" w:hAnsi="Times New Roman" w:cs="Times New Roman"/>
-        <w:lang w:val="es-GT" w:eastAsia="es-GT" w:bidi="ar-SA"/>
+        <w:lang w:val="es-419" w:eastAsia="es-419" w:bidi="ar-SA"/>
       </w:rPr>
     </w:rPrDefault>
     <w:pPrDefault/>
@@ -5540,14 +6038,14 @@
   <w:style w:type="paragraph" w:default="1" w:styleId="Normal">
     <w:name w:val="Normal"/>
     <w:qFormat/>
-    <w:rsid w:val="00F9264B"/>
+    <w:rsid w:val="007C4564"/>
     <w:rPr>
       <w:sz w:val="24"/>
       <w:szCs w:val="24"/>
       <w:lang w:val="es-ES" w:eastAsia="es-ES"/>
     </w:rPr>
   </w:style>
-  <w:style w:type="paragraph" w:styleId="Ttulo1">
+  <w:style w:type="paragraph" w:styleId="Heading1">
     <w:name w:val="heading 1"/>
     <w:basedOn w:val="Normal"/>
     <w:qFormat/>
@@ -5564,7 +6062,7 @@
       <w:szCs w:val="48"/>
     </w:rPr>
   </w:style>
-  <w:style w:type="paragraph" w:styleId="Ttulo2">
+  <w:style w:type="paragraph" w:styleId="Heading2">
     <w:name w:val="heading 2"/>
     <w:basedOn w:val="Normal"/>
     <w:qFormat/>
@@ -5580,13 +6078,13 @@
       <w:szCs w:val="36"/>
     </w:rPr>
   </w:style>
-  <w:style w:type="character" w:default="1" w:styleId="Fuentedeprrafopredeter">
+  <w:style w:type="character" w:default="1" w:styleId="DefaultParagraphFont">
     <w:name w:val="Default Paragraph Font"/>
     <w:uiPriority w:val="1"/>
     <w:semiHidden/>
     <w:unhideWhenUsed/>
   </w:style>
-  <w:style w:type="table" w:default="1" w:styleId="Tablanormal">
+  <w:style w:type="table" w:default="1" w:styleId="TableNormal">
     <w:name w:val="Normal Table"/>
     <w:uiPriority w:val="99"/>
     <w:semiHidden/>
@@ -5601,7 +6099,7 @@
       </w:tblCellMar>
     </w:tblPr>
   </w:style>
-  <w:style w:type="numbering" w:default="1" w:styleId="Sinlista">
+  <w:style w:type="numbering" w:default="1" w:styleId="NoList">
     <w:name w:val="No List"/>
     <w:uiPriority w:val="99"/>
     <w:semiHidden/>
@@ -5615,7 +6113,7 @@
       <w:spacing w:before="100" w:beforeAutospacing="1" w:after="100" w:afterAutospacing="1"/>
     </w:pPr>
   </w:style>
-  <w:style w:type="paragraph" w:styleId="TDC1">
+  <w:style w:type="paragraph" w:styleId="TOC1">
     <w:name w:val="toc 1"/>
     <w:basedOn w:val="Normal"/>
     <w:rsid w:val="000D097C"/>
@@ -5623,7 +6121,7 @@
       <w:spacing w:before="100" w:beforeAutospacing="1" w:after="100" w:afterAutospacing="1"/>
     </w:pPr>
   </w:style>
-  <w:style w:type="character" w:styleId="Hipervnculo">
+  <w:style w:type="character" w:styleId="Hyperlink">
     <w:name w:val="Hyperlink"/>
     <w:rsid w:val="000D097C"/>
     <w:rPr>
@@ -5631,7 +6129,7 @@
       <w:u w:val="single"/>
     </w:rPr>
   </w:style>
-  <w:style w:type="paragraph" w:styleId="TDC2">
+  <w:style w:type="paragraph" w:styleId="TOC2">
     <w:name w:val="toc 2"/>
     <w:basedOn w:val="Normal"/>
     <w:rsid w:val="000D097C"/>
@@ -5639,7 +6137,7 @@
       <w:spacing w:before="100" w:beforeAutospacing="1" w:after="100" w:afterAutospacing="1"/>
     </w:pPr>
   </w:style>
-  <w:style w:type="paragraph" w:styleId="Sangra3detindependiente">
+  <w:style w:type="paragraph" w:styleId="BodyTextIndent3">
     <w:name w:val="Body Text Indent 3"/>
     <w:basedOn w:val="Normal"/>
     <w:rsid w:val="000D097C"/>
@@ -5647,10 +6145,10 @@
       <w:spacing w:before="100" w:beforeAutospacing="1" w:after="100" w:afterAutospacing="1"/>
     </w:pPr>
   </w:style>
-  <w:style w:type="paragraph" w:styleId="Encabezado">
+  <w:style w:type="paragraph" w:styleId="Header">
     <w:name w:val="header"/>
     <w:basedOn w:val="Normal"/>
-    <w:link w:val="EncabezadoCar"/>
+    <w:link w:val="HeaderChar"/>
     <w:uiPriority w:val="99"/>
     <w:rsid w:val="000D097C"/>
     <w:pPr>
@@ -5667,16 +6165,16 @@
   </w:style>
   <w:style w:type="paragraph" w:customStyle="1" w:styleId="ByLine">
     <w:name w:val="ByLine"/>
-    <w:basedOn w:val="Ttulo"/>
+    <w:basedOn w:val="Title"/>
     <w:rsid w:val="00F6349F"/>
     <w:rPr>
       <w:sz w:val="28"/>
     </w:rPr>
   </w:style>
-  <w:style w:type="paragraph" w:styleId="Ttulo">
+  <w:style w:type="paragraph" w:styleId="Title">
     <w:name w:val="Title"/>
     <w:basedOn w:val="Normal"/>
-    <w:link w:val="TtuloCar"/>
+    <w:link w:val="TitleChar"/>
     <w:qFormat/>
     <w:rsid w:val="00F6349F"/>
     <w:pPr>
@@ -5692,9 +6190,9 @@
       <w:lang w:val="en-US" w:eastAsia="en-US"/>
     </w:rPr>
   </w:style>
-  <w:style w:type="character" w:customStyle="1" w:styleId="TtuloCar">
-    <w:name w:val="Título Car"/>
-    <w:link w:val="Ttulo"/>
+  <w:style w:type="character" w:customStyle="1" w:styleId="TitleChar">
+    <w:name w:val="Title Char"/>
+    <w:link w:val="Title"/>
     <w:rsid w:val="00F6349F"/>
     <w:rPr>
       <w:rFonts w:ascii="Arial" w:hAnsi="Arial"/>
@@ -5721,12 +6219,12 @@
       <w:lang w:val="en-US" w:eastAsia="en-US"/>
     </w:rPr>
   </w:style>
-  <w:style w:type="character" w:styleId="Nmerodelnea">
+  <w:style w:type="character" w:styleId="LineNumber">
     <w:name w:val="line number"/>
-    <w:basedOn w:val="Fuentedeprrafopredeter"/>
+    <w:basedOn w:val="DefaultParagraphFont"/>
     <w:rsid w:val="008F2F81"/>
   </w:style>
-  <w:style w:type="paragraph" w:styleId="Prrafodelista">
+  <w:style w:type="paragraph" w:styleId="ListParagraph">
     <w:name w:val="List Paragraph"/>
     <w:basedOn w:val="Normal"/>
     <w:uiPriority w:val="34"/>
@@ -5736,10 +6234,10 @@
       <w:ind w:left="708"/>
     </w:pPr>
   </w:style>
-  <w:style w:type="paragraph" w:styleId="Piedepgina">
+  <w:style w:type="paragraph" w:styleId="Footer">
     <w:name w:val="footer"/>
     <w:basedOn w:val="Normal"/>
-    <w:link w:val="PiedepginaCar"/>
+    <w:link w:val="FooterChar"/>
     <w:uiPriority w:val="99"/>
     <w:rsid w:val="00344F2B"/>
     <w:pPr>
@@ -5749,9 +6247,9 @@
       </w:tabs>
     </w:pPr>
   </w:style>
-  <w:style w:type="character" w:customStyle="1" w:styleId="PiedepginaCar">
-    <w:name w:val="Pie de página Car"/>
-    <w:link w:val="Piedepgina"/>
+  <w:style w:type="character" w:customStyle="1" w:styleId="FooterChar">
+    <w:name w:val="Footer Char"/>
+    <w:link w:val="Footer"/>
     <w:uiPriority w:val="99"/>
     <w:rsid w:val="00344F2B"/>
     <w:rPr>
@@ -5760,9 +6258,9 @@
       <w:lang w:val="es-ES" w:eastAsia="es-ES"/>
     </w:rPr>
   </w:style>
-  <w:style w:type="character" w:customStyle="1" w:styleId="EncabezadoCar">
-    <w:name w:val="Encabezado Car"/>
-    <w:link w:val="Encabezado"/>
+  <w:style w:type="character" w:customStyle="1" w:styleId="HeaderChar">
+    <w:name w:val="Header Char"/>
+    <w:link w:val="Header"/>
     <w:uiPriority w:val="99"/>
     <w:rsid w:val="00344F2B"/>
     <w:rPr>
@@ -5771,10 +6269,10 @@
       <w:lang w:val="es-ES" w:eastAsia="es-ES"/>
     </w:rPr>
   </w:style>
-  <w:style w:type="paragraph" w:styleId="Textodeglobo">
+  <w:style w:type="paragraph" w:styleId="BalloonText">
     <w:name w:val="Balloon Text"/>
     <w:basedOn w:val="Normal"/>
-    <w:link w:val="TextodegloboCar"/>
+    <w:link w:val="BalloonTextChar"/>
     <w:rsid w:val="00344F2B"/>
     <w:rPr>
       <w:rFonts w:ascii="Tahoma" w:hAnsi="Tahoma" w:cs="Tahoma"/>
@@ -5782,9 +6280,9 @@
       <w:szCs w:val="16"/>
     </w:rPr>
   </w:style>
-  <w:style w:type="character" w:customStyle="1" w:styleId="TextodegloboCar">
-    <w:name w:val="Texto de globo Car"/>
-    <w:link w:val="Textodeglobo"/>
+  <w:style w:type="character" w:customStyle="1" w:styleId="BalloonTextChar">
+    <w:name w:val="Balloon Text Char"/>
+    <w:link w:val="BalloonText"/>
     <w:rsid w:val="00344F2B"/>
     <w:rPr>
       <w:rFonts w:ascii="Tahoma" w:hAnsi="Tahoma" w:cs="Tahoma"/>
@@ -5793,18 +6291,18 @@
       <w:lang w:val="es-ES" w:eastAsia="es-ES"/>
     </w:rPr>
   </w:style>
-  <w:style w:type="paragraph" w:styleId="Textoindependiente">
+  <w:style w:type="paragraph" w:styleId="BodyText">
     <w:name w:val="Body Text"/>
     <w:basedOn w:val="Normal"/>
-    <w:link w:val="TextoindependienteCar"/>
+    <w:link w:val="BodyTextChar"/>
     <w:rsid w:val="00FF438A"/>
     <w:pPr>
       <w:spacing w:after="120"/>
     </w:pPr>
   </w:style>
-  <w:style w:type="character" w:customStyle="1" w:styleId="TextoindependienteCar">
-    <w:name w:val="Texto independiente Car"/>
-    <w:link w:val="Textoindependiente"/>
+  <w:style w:type="character" w:customStyle="1" w:styleId="BodyTextChar">
+    <w:name w:val="Body Text Char"/>
+    <w:link w:val="BodyText"/>
     <w:rsid w:val="00FF438A"/>
     <w:rPr>
       <w:sz w:val="24"/>
@@ -5812,32 +6310,32 @@
       <w:lang w:val="es-ES" w:eastAsia="es-ES"/>
     </w:rPr>
   </w:style>
-  <w:style w:type="paragraph" w:styleId="Textonotaalfinal">
+  <w:style w:type="paragraph" w:styleId="EndnoteText">
     <w:name w:val="endnote text"/>
     <w:basedOn w:val="Normal"/>
-    <w:link w:val="TextonotaalfinalCar"/>
+    <w:link w:val="EndnoteTextChar"/>
     <w:rsid w:val="00A83ADC"/>
     <w:rPr>
       <w:sz w:val="20"/>
       <w:szCs w:val="20"/>
     </w:rPr>
   </w:style>
-  <w:style w:type="character" w:customStyle="1" w:styleId="TextonotaalfinalCar">
-    <w:name w:val="Texto nota al final Car"/>
-    <w:link w:val="Textonotaalfinal"/>
+  <w:style w:type="character" w:customStyle="1" w:styleId="EndnoteTextChar">
+    <w:name w:val="Endnote Text Char"/>
+    <w:link w:val="EndnoteText"/>
     <w:rsid w:val="00A83ADC"/>
     <w:rPr>
       <w:lang w:val="es-ES" w:eastAsia="es-ES"/>
     </w:rPr>
   </w:style>
-  <w:style w:type="character" w:styleId="Refdenotaalfinal">
+  <w:style w:type="character" w:styleId="EndnoteReference">
     <w:name w:val="endnote reference"/>
     <w:rsid w:val="00A83ADC"/>
     <w:rPr>
       <w:vertAlign w:val="superscript"/>
     </w:rPr>
   </w:style>
-  <w:style w:type="paragraph" w:styleId="Revisin">
+  <w:style w:type="paragraph" w:styleId="Revision">
     <w:name w:val="Revision"/>
     <w:hidden/>
     <w:uiPriority w:val="99"/>
@@ -5849,9 +6347,9 @@
       <w:lang w:val="es-ES" w:eastAsia="es-ES"/>
     </w:rPr>
   </w:style>
-  <w:style w:type="table" w:styleId="Tablaconcuadrcula">
+  <w:style w:type="table" w:styleId="TableGrid">
     <w:name w:val="Table Grid"/>
-    <w:basedOn w:val="Tablanormal"/>
+    <w:basedOn w:val="TableNormal"/>
     <w:uiPriority w:val="1"/>
     <w:rsid w:val="00557FB4"/>
     <w:rPr>

--- a/Casos de Uso/CU-14-Ampliacion_de_Casos.docx
+++ b/Casos de Uso/CU-14-Ampliacion_de_Casos.docx
@@ -453,6 +453,13 @@
                 <w:lang w:val="es-GT"/>
               </w:rPr>
             </w:pPr>
+            <w:r>
+              <w:rPr>
+                <w:noProof/>
+                <w:lang w:val="es-GT"/>
+              </w:rPr>
+              <w:t xml:space="preserve">grupo 1 Análisis de Sistemas 2</w:t>
+            </w:r>
           </w:p>
         </w:tc>
         <w:tc>
@@ -471,6 +478,13 @@
                 <w:lang w:val="es-GT"/>
               </w:rPr>
             </w:pPr>
+            <w:r>
+              <w:rPr>
+                <w:noProof/>
+                <w:lang w:val="es-GT"/>
+              </w:rPr>
+              <w:t xml:space="preserve">13/10/2026</w:t>
+            </w:r>
           </w:p>
         </w:tc>
         <w:tc>
@@ -489,6 +503,13 @@
                 <w:lang w:val="es-GT"/>
               </w:rPr>
             </w:pPr>
+            <w:r>
+              <w:rPr>
+                <w:noProof/>
+                <w:lang w:val="es-GT"/>
+              </w:rPr>
+              <w:t xml:space="preserve">Actualización de las referencias a los casos de uso renumerados</w:t>
+            </w:r>
           </w:p>
         </w:tc>
         <w:tc>
@@ -508,6 +529,13 @@
                 <w:lang w:val="es-GT"/>
               </w:rPr>
             </w:pPr>
+            <w:r>
+              <w:rPr>
+                <w:noProof/>
+                <w:lang w:val="es-GT"/>
+              </w:rPr>
+              <w:t xml:space="preserve">1.0</w:t>
+            </w:r>
           </w:p>
         </w:tc>
       </w:tr>
@@ -1949,7 +1977,7 @@
           <w:szCs w:val="20"/>
           <w:lang w:val="es-ES_tradnl"/>
         </w:rPr>
-        <w:t>Ver CU15</w:t>
+        <w:t xml:space="preserve">Ver CU12</w:t>
       </w:r>
     </w:p>
     <w:p>
